--- a/tillsyn/A 10398-2026 tillsynsbegäran.docx
+++ b/tillsyn/A 10398-2026 tillsynsbegäran.docx
@@ -22,7 +22,7 @@
     </w:p>
     <w:p>
       <w:r>
-        <w:t>Nedan beskrivs fynd av naturvårdsarter och fridlysta arter som gjorts i det avverkningsanmälda området. I BILAGA 1 finns artfakta om fridlysta arter.</w:t>
+        <w:t>Nedan beskrivs fynd av naturvårdsarter och fridlysta arter som gjorts i det avverkningsanmälda området. I BILAGA 1 finns artfakta om fridlysta och rödlistade arter.</w:t>
       </w:r>
     </w:p>
     <w:p>
@@ -35,7 +35,7 @@
     </w:p>
     <w:p>
       <w:r>
-        <w:t>I avverkningsanmälan har följande 2 naturvårdsarter hittats: järpe (NT, §4) och vedticka (S). Av dessa är 1 rödlistade. För rödlistade arter har rödlistekategorin angivits inom parentes. Arter som är signalarter enligt Skogsstyrelsen har markerats med (S). För fridlysta arter anges även paragrafen i Artskyddsförordningen som arten är fridlyst enligt.</w:t>
+        <w:t>I avverkningsanmälan har följande 13 naturvårdsarter hittats: aspgelélav (VU), garnlav (NT), järpe (NT, §4), lunglav (NT), skogshare (NT), spillkråka (NT, §4), talltita (NT, §4), tretåig hackspett (NT, §4), ullticka (NT), rävticka (S), skinnlav (S), vedticka (S) och tjäder (§4). Av dessa är 9 rödlistade. För rödlistade arter har rödlistekategorin angivits inom parentes. Arter som är signalarter enligt Skogsstyrelsen har markerats med (S). För fridlysta arter anges även paragrafen i Artskyddsförordningen som arten är fridlyst enligt.</w:t>
       </w:r>
     </w:p>
     <w:p>
@@ -50,7 +50,7 @@
       <w:r>
         <w:drawing>
           <wp:inline xmlns:a="http://schemas.openxmlformats.org/drawingml/2006/main" xmlns:pic="http://schemas.openxmlformats.org/drawingml/2006/picture">
-            <wp:extent cx="5486400" cy="6207835"/>
+            <wp:extent cx="5486400" cy="5995892"/>
             <wp:docPr id="1" name="Picture 1"/>
             <wp:cNvGraphicFramePr>
               <a:graphicFrameLocks noChangeAspect="1"/>
@@ -71,7 +71,7 @@
                   <pic:spPr>
                     <a:xfrm>
                       <a:off x="0" y="0"/>
-                      <a:ext cx="5486400" cy="6207835"/>
+                      <a:ext cx="5486400" cy="5995892"/>
                     </a:xfrm>
                     <a:prstGeom prst="rect"/>
                   </pic:spPr>
@@ -95,6 +95,198 @@
         <w:rPr>
           <w:b/>
         </w:rPr>
+        <w:t>Aspgelélav (VU)</w:t>
+      </w:r>
+      <w:r>
+        <w:t xml:space="preserve"> växer praktiskt taget enbart på asp i skog med hög luftfuktighet. Aspgelélav missgynnas vid slutavverkning. I norra Sverige hotas arten genom slutavverkning av äldre barrskog med åldriga aspar, ofta på skogsbergens sluttningar. Arten försvinner på aspar som lämnas kvar på hyggen. Aspgelélav (VU) är typisk art för </w:t>
+      </w:r>
+      <w:r>
+        <w:rPr>
+          <w:i/>
+        </w:rPr>
+        <w:t>9010 Taiga</w:t>
+      </w:r>
+      <w:r>
+        <w:t xml:space="preserve"> (SLU Artdatabanken, 2024).</w:t>
+      </w:r>
+    </w:p>
+    <w:p>
+      <w:r>
+        <w:rPr>
+          <w:b/>
+        </w:rPr>
+        <w:t>Garnlav (NT)</w:t>
+      </w:r>
+      <w:r>
+        <w:t xml:space="preserve"> är en utpräglad barrskogsart som ibland kan drapera träden i norrländska grannaturskogar med hög luftfuktighet. Den förekommer även i talldominerade bestånd där den, förutom i trädens grenverk, påträffas hängande över ojämnheter i tallbarken. Arten har minskat starkt i södra och mellersta Sverige och den minskar även i sitt nordliga utbredningsområde. Orsaken till tillbakagången beror främst på slutavverkningar av naturskogsartade skogar. Bestånd med riklig förekomst bör regelmässigt sparas. Garnlav är värdväxt för den mycket sällsynta och akut hotade fjärilen barrskogslavfly (CR) som hör hemma i boreala barrskogar med riklig förekomst av värdväxten. Tidigare kunde arten konstateras årligen på flera platser vid Dala-Floda i Dalarna innan lokalerna kalavverkades. Senaste fyndet i landet av barrskogslavfly är från år 2000 då den påträffades vid Högberget i Sollefteå kommun. Garnlav är typisk art för </w:t>
+      </w:r>
+      <w:r>
+        <w:rPr>
+          <w:i/>
+        </w:rPr>
+        <w:t xml:space="preserve">9010 Taiga </w:t>
+      </w:r>
+      <w:r>
+        <w:t>och</w:t>
+      </w:r>
+      <w:r>
+        <w:rPr>
+          <w:i/>
+        </w:rPr>
+        <w:t xml:space="preserve"> 9070 Trädklädd betesmark</w:t>
+      </w:r>
+      <w:r>
+        <w:t xml:space="preserve"> (SLU Artdatabanken, 2024).</w:t>
+      </w:r>
+    </w:p>
+    <w:p>
+      <w:r>
+        <w:rPr>
+          <w:b/>
+        </w:rPr>
+        <w:t>Lunglav (NT)</w:t>
+      </w:r>
+      <w:r>
+        <w:t xml:space="preserve"> är en av vårt lands främsta signalarter som överallt indikerar gamla lövträd, skogsbestånd med höga naturvärden och ekosystem med långskoglig kontinuitet. Lokalt kan förekomsten vara mycket riklig men den hittas nästan enbart i gamla och ej slutavverkade skogar. Artens samtliga förekomster bör uppmärksammas från naturvårdssynpunkt, då många lokaler även hyser andra ovanliga och rödlistade arter. Rikliga förekomster bör skyddas med biotopskydd, frivilliga avsättningar eller reservat. Det finns ett antal sällsynta lavparasiter som växer på lunglav: lunglavsknapp (VU), skrovelmössing (DD), lunglavshårprick (DD), </w:t>
+      </w:r>
+      <w:r>
+        <w:rPr>
+          <w:i/>
+        </w:rPr>
+        <w:t>Calycina alstrupii</w:t>
+      </w:r>
+      <w:r>
+        <w:t xml:space="preserve"> (NA) och </w:t>
+      </w:r>
+      <w:r>
+        <w:rPr>
+          <w:i/>
+        </w:rPr>
+        <w:t>Chalara lobariae</w:t>
+      </w:r>
+      <w:r>
+        <w:t xml:space="preserve"> (NA). Lunglav är typisk art för </w:t>
+      </w:r>
+      <w:r>
+        <w:rPr>
+          <w:i/>
+        </w:rPr>
+        <w:t>9010 Taiga, 9020 Nordlig ädellövskog, 9110 Näringsfattig bokskog, 9130 Näringsrik bokskog, 9160 Näringsrik ekskog, 9180 Ädellövskog i branter, 9190 Näringsfattig ekskog, 9070 Trädklädd betesmark, 9040 Fjällbjörkskog</w:t>
+      </w:r>
+      <w:r>
+        <w:t xml:space="preserve"> och</w:t>
+      </w:r>
+      <w:r>
+        <w:rPr>
+          <w:i/>
+        </w:rPr>
+        <w:t xml:space="preserve"> 6530 Lövängar</w:t>
+      </w:r>
+      <w:r>
+        <w:t xml:space="preserve"> (SLU Artdatabanken, 2025; SLU Artdatabanken, 2024; Nitare &amp; Skogsstyrelsen, 2019).</w:t>
+      </w:r>
+    </w:p>
+    <w:p>
+      <w:r>
+        <w:rPr>
+          <w:b/>
+        </w:rPr>
+        <w:t>Rävticka</w:t>
+      </w:r>
+      <w:r>
+        <w:t xml:space="preserve"> är typisk art för </w:t>
+      </w:r>
+      <w:r>
+        <w:rPr>
+          <w:i/>
+        </w:rPr>
+        <w:t xml:space="preserve">9010 Taiga </w:t>
+      </w:r>
+      <w:r>
+        <w:t>(SLU Artdatabanken, 2025).</w:t>
+      </w:r>
+    </w:p>
+    <w:p>
+      <w:r>
+        <w:rPr>
+          <w:b/>
+        </w:rPr>
+        <w:t xml:space="preserve">Skinnlav </w:t>
+      </w:r>
+      <w:r>
+        <w:t xml:space="preserve">förekommer på diverse lövträd, främst på gammal asp och sälg. Den påträffas främst i områden med lång kontinuitet av grova lövträd och signalerar skogsmark med höga naturvärden. På lokalerna förekommer som regel ett flertal andra ovanliga eller rödlistade lavar. I likhet med gelélavarna, etablerar sig skinnlaven i skogsmark på grova aspar i sena lövsuccessioner. Skinnlav är typisk art för </w:t>
+      </w:r>
+      <w:r>
+        <w:rPr>
+          <w:i/>
+        </w:rPr>
+        <w:t xml:space="preserve">9010 Taiga, 9020 Nordlig ädellövskog </w:t>
+      </w:r>
+      <w:r>
+        <w:t xml:space="preserve">och </w:t>
+      </w:r>
+      <w:r>
+        <w:rPr>
+          <w:i/>
+        </w:rPr>
+        <w:t xml:space="preserve">9070 Trädklädd betesmark </w:t>
+      </w:r>
+      <w:r>
+        <w:t>(Nitare &amp; Skogsstyrelsen, 2019; SLU Artdatabanken, 2025).</w:t>
+      </w:r>
+    </w:p>
+    <w:p>
+      <w:r>
+        <w:rPr>
+          <w:b/>
+        </w:rPr>
+        <w:t>Ullticka (NT)</w:t>
+      </w:r>
+      <w:r>
+        <w:t xml:space="preserve"> är knuten till restbestånd av barrnaturskog och förekommer med ett tydligt optimum i orörda eller måttligt påverkade gamla granskogar där det föreligger viss kontinuitet av grov död ved. Ullticka är en bra signalart inom hela sitt utbredningsområde och i södra Sverige är den sällsynt och en god signalart för skyddsvärda granskogsmiljöer. Den hotas av avverkning och fragmentering av naturskog och äldre granskog med lång trädkontinuitet. Ullticka är typisk art för </w:t>
+      </w:r>
+      <w:r>
+        <w:rPr>
+          <w:i/>
+        </w:rPr>
+        <w:t xml:space="preserve">9010 Taiga, 9050 Näringsrik granskog </w:t>
+      </w:r>
+      <w:r>
+        <w:t xml:space="preserve">och </w:t>
+      </w:r>
+      <w:r>
+        <w:rPr>
+          <w:i/>
+        </w:rPr>
+        <w:t>9030 Landhöjningsskog</w:t>
+      </w:r>
+      <w:r>
+        <w:t xml:space="preserve">. På ullticka kan ibland ulltickeporing (VU) påträffas - det är en sällsynt ticka som nyligen delats upp i tre olika arter: </w:t>
+      </w:r>
+      <w:r>
+        <w:rPr>
+          <w:i/>
+        </w:rPr>
+        <w:t xml:space="preserve">Skeletocutis brevispora </w:t>
+      </w:r>
+      <w:r>
+        <w:t>(ulltickeporing)</w:t>
+      </w:r>
+      <w:r>
+        <w:rPr>
+          <w:i/>
+        </w:rPr>
+        <w:t>, Skeletocutis delicata och Skeletocutis exilis</w:t>
+      </w:r>
+      <w:r>
+        <w:t>. De två sistnämnda arterna står för närvarande (2020) som ej bedömda i rödlistan (SLU Artdatabanken, 2024; Nitare &amp; Skogsstyrelsen, 2019; Miettinen &amp; Niemelä, 2018).</w:t>
+      </w:r>
+    </w:p>
+    <w:p>
+      <w:r>
+        <w:rPr>
+          <w:b/>
+        </w:rPr>
         <w:t xml:space="preserve">Vedticka </w:t>
       </w:r>
       <w:r>
@@ -120,7 +312,7 @@
     </w:p>
     <w:p>
       <w:r>
-        <w:t>Följande fridlysta arter har sina livsmiljöer och växtplatser i den avverkningsanmälda skogen: järpe (NT, §4).</w:t>
+        <w:t>Följande fridlysta arter har sina livsmiljöer och växtplatser i den avverkningsanmälda skogen: järpe (NT, §4), spillkråka (NT, §4), talltita (NT, §4), tretåig hackspett (NT, §4) och tjäder (§4).</w:t>
       </w:r>
     </w:p>
     <w:p>
@@ -164,6 +356,104 @@
       </w:r>
       <w:r>
         <w:t>(SLU Artdatabanken, 2022).</w:t>
+      </w:r>
+    </w:p>
+    <w:p>
+      <w:r>
+        <w:rPr>
+          <w:b/>
+        </w:rPr>
+        <w:t>Spillkråka (NT, §4)</w:t>
+      </w:r>
+      <w:r>
+        <w:t xml:space="preserve"> är rödlistad som nära hotad och ingår i bilaga 1 i EU:s fågeldirektiv. Den minskar i population på grund av minskad tillgång på lämpliga bo- och födoträd och minskad födotillgång. Spillkråkans minskningstakt har uppgått till 19 (24–10) % under de senaste 15 åren och bedöms vara nära gränsvärdet för Sårbar (VU) (A2bc). Spillkråka är en nyckelart i skogliga miljöer vars övergivna bohål utnyttjas av flera andra hålhäckande fågelarter och fladdermöss. Den behöver grova träd, främst tall, asp och bok som boträd. Skogsbruk med korta omloppstider och täta, homogena ungskogar utgör det största hotet. Spillkråka är typisk art för </w:t>
+      </w:r>
+      <w:r>
+        <w:rPr>
+          <w:i/>
+        </w:rPr>
+        <w:t xml:space="preserve">9010 Taiga </w:t>
+      </w:r>
+      <w:r>
+        <w:t>och</w:t>
+      </w:r>
+      <w:r>
+        <w:rPr>
+          <w:i/>
+        </w:rPr>
+        <w:t xml:space="preserve"> 9740 Skogsbevuxen myr </w:t>
+      </w:r>
+      <w:r>
+        <w:t>(SLU Artdatabanken, 2025; Skogsstyrelsen 2016).</w:t>
+      </w:r>
+    </w:p>
+    <w:p>
+      <w:r>
+        <w:rPr>
+          <w:b/>
+        </w:rPr>
+        <w:t>Talltita (NT, §4)</w:t>
+      </w:r>
+      <w:r>
+        <w:t>, rödlistad som nära hotad och prioriterad art i Skogsvårdslagen, har häckningsrevir i anmälan. Arten har minskat kraftigt de senaste 30 åren och minskningstakten innevarande 10-årsperiod beräknas till 20 (10–30) %. Talltitan är synnerligen trogen sitt cirka 15 hektar stora revir och är beroende av flerskiktade olikåldriga skogar för att kunna föda upp sina ungar. Talltitan försvinner om dess livsmiljö kalavverkas (Eggers &amp; Low, 2014; Ekman, 1979; Griesser et al, 2007; Klein, 2020; Siffczyk et al, 2003; SLU Artdatabanken, 2021).</w:t>
+      </w:r>
+    </w:p>
+    <w:p>
+      <w:r>
+        <w:rPr>
+          <w:b/>
+        </w:rPr>
+        <w:t>Tjäder (§4)</w:t>
+      </w:r>
+      <w:r>
+        <w:t xml:space="preserve"> omfattas av bilaga 1 och 2 EU:s fågeldirektiv och är typisk art för </w:t>
+      </w:r>
+      <w:r>
+        <w:rPr>
+          <w:i/>
+        </w:rPr>
+        <w:t xml:space="preserve">9010 Taiga </w:t>
+      </w:r>
+      <w:r>
+        <w:t xml:space="preserve">och </w:t>
+      </w:r>
+      <w:r>
+        <w:rPr>
+          <w:i/>
+        </w:rPr>
+        <w:t>9740 Skogsbevuxen myr</w:t>
+      </w:r>
+      <w:r>
+        <w:t>. Tjädern är en utpräglad skogsfågel knuten till större sammanhängande barrskogsområden. Tupparna och hönorna utnyttjar till viss del olika miljöer, och habitatvalet varierar dessutom mellan olika delar av året. För att det ska finnas livskraftiga tjäderbestånd krävs funktionella skogslandskap med en blandning av uppvuxen, gles och luckig skog, täta sumpskogar, myrar och andra små våtmarker. Arten försvinner när skogen fragmenteras och den sammanlagda arealen hyggen och andra öppna områden blir för stor. Ett småskaligt och försiktigt virkesuttag genom hyggesfria metoder kan i vissa fall vara möjligt i området inom 200 m från lekcentrum. Längre ut från lekcentrum, inom 200–500 m bör den avverkade ytan inte överskrida 1 hektar för att undvika alltför stora och snabba förändringar (Skogsstyrelsen, 2019; SLU Artdatabanken, 2024).</w:t>
+      </w:r>
+    </w:p>
+    <w:p>
+      <w:r>
+        <w:rPr>
+          <w:b/>
+        </w:rPr>
+        <w:t>Tretåig hackspett (NT, §4)</w:t>
+      </w:r>
+      <w:r>
+        <w:t xml:space="preserve"> är rödlistad som nära hotad och ingår i bilaga 1 i EU:s fågeldirektiv. Tretåig hackspett är för sin överlevnad beroende av kontinuerlig tillförsel av äldre döende och död ved, som sker genom naturliga självgallringsprocesser i äldre grannaturskogar och barrblandade naturskogar. Om en skog genom skogsbruk gallras eller glesas ur så upphör och uteblir i stort sett den naturliga självgallringsprocessen för mycket lång tid framöver vilket omöjliggör upprätthållandet av den kontinuerliga ekologiska funktionen i ett område. Det finns studier som visar att naturskogens självgallringsprocess som den tretåiga hackspetten är beroende av, inte kan ersättas med efterlämnad hänsyn i skogsbruket (Imbeau &amp; Desrochers, 2002). Storleken på häckningsreviret varierar med skogstypen, förekomsten av död ved och graden av fragmentering, men är i allmänhet i storleksordningen 25–100 hektar. Vintertid krävs ofta betydligt större områden och det finns studier som antyder att arten behöver minst 100 hektar äldre skog. I områden med låg bonitet kan det behövas över 200 hektar lämpligt habitat för att ett par ska kunna reproducera sig. Områden med dokumenterad permanent förekomst i naturskogsmiljöer har vanligen så stora naturvärden att skogsbruk är olämpligt. Tretåig hackspett är typisk art för </w:t>
+      </w:r>
+      <w:r>
+        <w:rPr>
+          <w:i/>
+        </w:rPr>
+        <w:t xml:space="preserve">9010 Taiga, 9740 Skogsbevuxen myr, 9030 Landhöjningsskog </w:t>
+      </w:r>
+      <w:r>
+        <w:t xml:space="preserve">och </w:t>
+      </w:r>
+      <w:r>
+        <w:rPr>
+          <w:i/>
+        </w:rPr>
+        <w:t>9040 Fjällbjörkskog</w:t>
+      </w:r>
+      <w:r>
+        <w:t xml:space="preserve"> (Skogsstyrelsen, 2016; SLU Artdatabanken, 2024).</w:t>
       </w:r>
     </w:p>
     <w:p>
@@ -181,7 +471,9 @@
         <w:pStyle w:val="Title"/>
       </w:pPr>
       <w:r>
-        <w:t>BILAGA 1 – Fridlysta arter</w:t>
+        <w:t>BILAGA 1 –</w:t>
+        <w:br/>
+        <w:t>Fridlysta och rödlistade arter</w:t>
       </w:r>
     </w:p>
     <w:p>
@@ -222,6 +514,599 @@
       </w:r>
       <w:r>
         <w:t>SLU Artdatabanken, Uppsala</w:t>
+      </w:r>
+    </w:p>
+    <w:p>
+      <w:pPr>
+        <w:pStyle w:val="Heading1"/>
+      </w:pPr>
+      <w:r>
+        <w:t>Lunglav – ekologi samt krav på livsmiljön</w:t>
+      </w:r>
+    </w:p>
+    <w:p>
+      <w:r>
+        <w:t xml:space="preserve">Lunglav (NT) är en av vårt lands främsta signalarter som överallt indikerar gamla lövträd, skogsbestånd med höga naturvärden och ekosystem med lång skoglig kontinuitet. Lokalt kan förekomsten vara mycket riklig men den hittas nästan enbart i gamla och ej slutavverkade skogar. Artens samtliga förekomster bör uppmärksammas från naturvårdssynpunkt, då många lokaler även hyser andra ovanliga och rödlistade arter. Rikliga förekomster bör skyddas med biotopskydd, frivilliga avsättningar eller reservat. Lunglav är typisk art för </w:t>
+      </w:r>
+      <w:r>
+        <w:rPr>
+          <w:i/>
+        </w:rPr>
+        <w:t>9010 Taiga, 9020 Nordlig ädellövskog, 9110 Näringsfattig bokskog, 9130 Näringsrik bokskog, 9160 Näringsrik ekskog, 9180 Ädellövskog i branter, 9190 Näringsfattig ekskog, 9070 Trädklädd betesmark, 9040 Fjällbjörkskog</w:t>
+      </w:r>
+      <w:r>
+        <w:t xml:space="preserve"> och</w:t>
+      </w:r>
+      <w:r>
+        <w:rPr>
+          <w:i/>
+        </w:rPr>
+        <w:t xml:space="preserve"> 6530 Lövängar</w:t>
+      </w:r>
+      <w:r>
+        <w:t xml:space="preserve"> (SLU Artdatabanken, 2024; Nitare &amp; Skogsstyrelsen, 2019).</w:t>
+      </w:r>
+    </w:p>
+    <w:p>
+      <w:r>
+        <w:t xml:space="preserve">På lunglav kan man sällsynt finna små svarta skivlika bildningar som liknar apothecier men som är en parasitisk svamp, Lunglavsknapp </w:t>
+      </w:r>
+      <w:r>
+        <w:rPr>
+          <w:i/>
+        </w:rPr>
+        <w:t>Plectocarpon lichenum</w:t>
+      </w:r>
+      <w:r>
+        <w:t xml:space="preserve"> (VU). Det finns ytterligare ett antal parasiter vilka bara förekommer på lunglav: Skrovelmössing </w:t>
+      </w:r>
+      <w:r>
+        <w:rPr>
+          <w:i/>
+        </w:rPr>
+        <w:t>Dactylospora lobariella</w:t>
+      </w:r>
+      <w:r>
+        <w:t xml:space="preserve"> (rödlistad som Kunskapsbrist DD) och Lunglavshårprick </w:t>
+      </w:r>
+      <w:r>
+        <w:rPr>
+          <w:i/>
+        </w:rPr>
+        <w:t>Niesslia lobariae</w:t>
+      </w:r>
+      <w:r>
+        <w:t xml:space="preserve"> (rödlistad som Kunskapsbrist DD). Skrovelmössing (DD) har små svarta apothecier och bruna, 1-septerade sporer och Lunglavshårprick (DD) har brunhåriga perithecier och färglösa, 1-septerade sporer. Nyligen har ytterligare två lavparasiter påträffats i Sverige som växer på lunglav: </w:t>
+      </w:r>
+      <w:r>
+        <w:rPr>
+          <w:i/>
+        </w:rPr>
+        <w:t>Calycina alstrupii</w:t>
+      </w:r>
+      <w:r>
+        <w:t xml:space="preserve"> (NA) och </w:t>
+      </w:r>
+      <w:r>
+        <w:rPr>
+          <w:i/>
+        </w:rPr>
+        <w:t>Chalara lobariae</w:t>
+      </w:r>
+      <w:r>
+        <w:t xml:space="preserve"> (NA) (SLU Artdatabanken, 2025; SLU Artdatabanken, 2024; Nitare &amp; Skogsstyrelsen, 2019).</w:t>
+      </w:r>
+    </w:p>
+    <w:p>
+      <w:pPr>
+        <w:pStyle w:val="Heading2"/>
+      </w:pPr>
+      <w:r>
+        <w:t>Referenser – lunglav</w:t>
+      </w:r>
+    </w:p>
+    <w:p>
+      <w:r>
+        <w:t xml:space="preserve">Nitare, J. och Skogsstyrelsen, 2019. </w:t>
+      </w:r>
+      <w:r>
+        <w:rPr>
+          <w:i/>
+        </w:rPr>
+        <w:t xml:space="preserve">Skyddsvärd skog – Naturvårdsarter och andra kriterier för naturvärdesbedömning. </w:t>
+      </w:r>
+      <w:r>
+        <w:t>Skogsstyrelsen.</w:t>
+      </w:r>
+    </w:p>
+    <w:p>
+      <w:r>
+        <w:t xml:space="preserve">SLU Artdatabanken, 2024. </w:t>
+      </w:r>
+      <w:r>
+        <w:rPr>
+          <w:i/>
+        </w:rPr>
+        <w:t xml:space="preserve">Artfaktablad. Naturvård – artfakta. </w:t>
+      </w:r>
+      <w:r>
+        <w:t>SLU Artdatabanken, Uppsala.</w:t>
+      </w:r>
+    </w:p>
+    <w:p>
+      <w:r>
+        <w:t xml:space="preserve">SLU Artdatabanken, 2025. </w:t>
+      </w:r>
+      <w:r>
+        <w:rPr>
+          <w:i/>
+        </w:rPr>
+        <w:t xml:space="preserve">Över 20 nya lavparasiter för Sverige. </w:t>
+      </w:r>
+      <w:r>
+        <w:t>https://www.slu.se/artdatabanken/arter-och-natur/artiklar/over-20-nya-lavparasiter-for-sverige/</w:t>
+      </w:r>
+    </w:p>
+    <w:p>
+      <w:pPr>
+        <w:pStyle w:val="Heading1"/>
+      </w:pPr>
+      <w:r>
+        <w:t>Spillkråka – ekologi samt krav på livsmiljön</w:t>
+      </w:r>
+    </w:p>
+    <w:p>
+      <w:r>
+        <w:t xml:space="preserve">Spillkråka (NT) är rödlistad som nära hotad, fridlyst enligt §4 Artskyddsförordningen, typisk art för </w:t>
+      </w:r>
+      <w:r>
+        <w:rPr>
+          <w:i/>
+        </w:rPr>
+        <w:t xml:space="preserve">9010 Taiga </w:t>
+      </w:r>
+      <w:r>
+        <w:t>och</w:t>
+      </w:r>
+      <w:r>
+        <w:rPr>
+          <w:i/>
+        </w:rPr>
+        <w:t xml:space="preserve"> 9740 Skogsbevuxen myr</w:t>
+      </w:r>
+      <w:r>
+        <w:t xml:space="preserve"> och ingår i bilaga 1 i EU:s fågeldirektiv. Spillkråka lever i både barr- och blandskog liksom i ren lövskog. De tätaste populationerna tenderar att finnas i äldre, variationsrik blandskog med gott om död ved och gamla träd. Spillkråka är en nyckelart i skogliga miljöer vars övergivna bohål utnyttjas av flera andra hålhäckande fågelarter och fladdermöss (SLU Artdatabanken, 2023; Skogsstyrelsen 2016).</w:t>
+      </w:r>
+    </w:p>
+    <w:p>
+      <w:r>
+        <w:t>Varje par utnyttjar 400–1000 hektar skog beroende på skogens kvalitet. En minskning av populationen pågår på grund av minskad tillgång på lämpliga bo- och födoträd och minskad födotillgång. Spillkråkans minskningstakt har uppgått till 19 (24–10) % under de senaste 15 åren. Minskningstakten för den svenska populationen bedöms vara nära gränsvärdet för Sårbar (VU) (A2bc). Skogsbruk med korta omloppstider och täta, homogena ungskogar utgör det största hotet (SLU Artdatabanken 2023).</w:t>
+      </w:r>
+    </w:p>
+    <w:p>
+      <w:pPr>
+        <w:pStyle w:val="Heading2"/>
+      </w:pPr>
+      <w:r>
+        <w:t>Referenser – spillkråka</w:t>
+      </w:r>
+    </w:p>
+    <w:p>
+      <w:r>
+        <w:t xml:space="preserve">Skogsstyrelsen, 2016. </w:t>
+      </w:r>
+      <w:r>
+        <w:rPr>
+          <w:i/>
+        </w:rPr>
+        <w:t xml:space="preserve">Vägledning för hänsyn till spillkråka. </w:t>
+      </w:r>
+      <w:r>
+        <w:t>Vägledningar och kunskapsstöd artskydd – Skogsstyrelsen.</w:t>
+      </w:r>
+    </w:p>
+    <w:p>
+      <w:r>
+        <w:t xml:space="preserve">SLU Artdatabanken, 2023. </w:t>
+      </w:r>
+      <w:r>
+        <w:rPr>
+          <w:i/>
+        </w:rPr>
+        <w:t xml:space="preserve">Artfaktablad. Naturvård – artfakta. </w:t>
+      </w:r>
+      <w:r>
+        <w:t>SLU Artdatabanken, Uppsala</w:t>
+      </w:r>
+    </w:p>
+    <w:p>
+      <w:pPr>
+        <w:pStyle w:val="Heading1"/>
+      </w:pPr>
+      <w:r>
+        <w:t>Talltita – ekologi samt krav på livsmiljön</w:t>
+      </w:r>
+    </w:p>
+    <w:p>
+      <w:r>
+        <w:t>Talltita är rödlistad som NT, fridlyst och prioriterad art i Skogsvårdslagen. Den omfattas av EU:s fågeldirektiv. Arten har minskat kraftigt de senaste 30 åren och minskningstakten innevarande 10-årsperiod beräknas till 20 (10–30) % (SLU Artdatabanken, 2022).</w:t>
+      </w:r>
+    </w:p>
+    <w:p>
+      <w:r>
+        <w:t>Talltita föredrar större sammanhängande barrskogar, och finns såväl i tallskog som granskog och i lövblandad barrskog. Skogens struktur är viktig och ska helst vara flerskiktad med riklig underväxt av mindre granar, björk och andra lövträd och buskar. Tillgång på murknande högstubbar är särskilt viktig, eftersom talltitan helst själv hackar ut sitt bohål (SLU Artdatabanken, 2022).</w:t>
+      </w:r>
+    </w:p>
+    <w:p>
+      <w:r>
+        <w:t>Det finns flera studier som visar att talltita är känslig för gallring och inte överlever när dess livsmiljö kalavverkas (Eggers and Low, 2014; Griesser et al., 2007; Klein, 2020). Talltitans revir är förhållandevis stora, 10–20 hektar och arten missgynnas när skogen fragmenteras. Kalavverkning av större delar av reviret innebär att det överges (Artdatabanken, 2021).</w:t>
+      </w:r>
+    </w:p>
+    <w:p>
+      <w:r>
+        <w:t>Talltitan är synnerligen trogen sitt revir så länge paret lever och biotopen förblir intakt. Paret stannar i sitt revir året om. En förlust av ett revir har därför en stor inverkan på den lokala populationen och trakthyggesbruket anses vara orsak till den svenska populationens kraftiga minskning. Talltiteparets revirtrohet innebär att närhelst under året man observerar en adult talltita så ingår denna plats i reviret (Siffczyk et al., 2003; Ekman, 1979).</w:t>
+      </w:r>
+    </w:p>
+    <w:p>
+      <w:pPr>
+        <w:pStyle w:val="Heading2"/>
+      </w:pPr>
+      <w:r>
+        <w:t>Referenser – talltita</w:t>
+      </w:r>
+    </w:p>
+    <w:p>
+      <w:r>
+        <w:t xml:space="preserve">Eggers, S., Low, M., 2014. </w:t>
+      </w:r>
+      <w:r>
+        <w:rPr>
+          <w:i/>
+        </w:rPr>
+        <w:t xml:space="preserve">Differential demographic responses of sympatric Parids to vegetation management in boreal forest. </w:t>
+      </w:r>
+      <w:r>
+        <w:t>For. Ecol. Manage. 319, 169–175.</w:t>
+      </w:r>
+    </w:p>
+    <w:p>
+      <w:r>
+        <w:t xml:space="preserve">Ekman, J., 1979. </w:t>
+      </w:r>
+      <w:r>
+        <w:rPr>
+          <w:i/>
+        </w:rPr>
+        <w:t xml:space="preserve">Coherence, composition and territories of winter social groups of the Willow Tit Parus montanus and the Crested Tit P. cristatus. </w:t>
+      </w:r>
+      <w:r>
+        <w:t>Ornis Scandinavica, 10, pp 56–68</w:t>
+      </w:r>
+    </w:p>
+    <w:p>
+      <w:r>
+        <w:t xml:space="preserve">Griesser, M., Nystrand, M., Eggers, S., Ekman, J., 2007. </w:t>
+      </w:r>
+      <w:r>
+        <w:rPr>
+          <w:i/>
+        </w:rPr>
+        <w:t xml:space="preserve">Impact of forestry practices on fitness correlates and population productivity in an open-nesting bird species. </w:t>
+      </w:r>
+      <w:r>
+        <w:t>Conserv. Biol. 21, 767–774. https://doi.org/10.1111/j.1523- 1739.2007.00675.x</w:t>
+      </w:r>
+    </w:p>
+    <w:p>
+      <w:r>
+        <w:t xml:space="preserve">Klein, J., 2020. </w:t>
+      </w:r>
+      <w:r>
+        <w:rPr>
+          <w:i/>
+        </w:rPr>
+        <w:t xml:space="preserve">The forgotten forest – On thinning, retention, and biodiversity in the boreal forest. </w:t>
+      </w:r>
+      <w:r>
+        <w:t>Doctoral Thesis No. 2020:50</w:t>
+      </w:r>
+    </w:p>
+    <w:p>
+      <w:r>
+        <w:t xml:space="preserve">Siffczyk, C., Brotons, L., Kangas, K., Orell, M., 2003. </w:t>
+      </w:r>
+      <w:r>
+        <w:rPr>
+          <w:i/>
+        </w:rPr>
+        <w:t xml:space="preserve">Home range size of willow tits. </w:t>
+      </w:r>
+      <w:r>
+        <w:t>Oecologica, 136, 635–642 (2003)</w:t>
+      </w:r>
+    </w:p>
+    <w:p>
+      <w:r>
+        <w:t xml:space="preserve">SLU Artdatabanken, 2021. </w:t>
+      </w:r>
+      <w:r>
+        <w:rPr>
+          <w:i/>
+        </w:rPr>
+        <w:t xml:space="preserve">Artfaktablad. Naturvård – artfakta. </w:t>
+      </w:r>
+      <w:r>
+        <w:t>SLU Artdatabanken, Uppsala</w:t>
+      </w:r>
+    </w:p>
+    <w:p>
+      <w:pPr>
+        <w:pStyle w:val="Heading1"/>
+      </w:pPr>
+      <w:r>
+        <w:t>Tjäder – ekologi samt krav på livsmiljön</w:t>
+      </w:r>
+    </w:p>
+    <w:p>
+      <w:r>
+        <w:t xml:space="preserve">Tjäder (§4) omfattas av bilaga 1 och 2 EU:s fågeldirektiv och är typisk art för </w:t>
+      </w:r>
+      <w:r>
+        <w:rPr>
+          <w:i/>
+        </w:rPr>
+        <w:t xml:space="preserve">9010 Taiga </w:t>
+      </w:r>
+      <w:r>
+        <w:t xml:space="preserve">och </w:t>
+      </w:r>
+      <w:r>
+        <w:rPr>
+          <w:i/>
+        </w:rPr>
+        <w:t>9740 Skogsbevuxen myr</w:t>
+      </w:r>
+      <w:r>
+        <w:t>. Tjädern är en utpräglad skogsfågel knuten till större sammanhängande barrskogsområden. Tupparna och hönorna utnyttjar till viss del olika miljöer, och habitatvalet varierar dessutom mellan olika delar av året. För att det ska finnas livskraftiga tjäderbestånd krävs funktionella skogslandskap med en blandning av uppvuxen, gles och luckig skog, täta sumpskogar, myrar och andra små våtmarker (Skogsstyrelsen, 2019; SLU Artdatabanken 2024).</w:t>
+      </w:r>
+    </w:p>
+    <w:p>
+      <w:r>
+        <w:t>Arten försvinner när skogen fragmenteras och den sammanlagda arealen hyggen och andra öppna områden blir för stor. Ett småskaligt och försiktigt virkesuttag genom hyggesfria metoder kan i vissa fall vara möjligt i området inom 200 m från lekcentrum. Längre ut från lekcentrum, inom 200–500 m bör den avverkade ytan inte överskrida 1 hektar för att undvika alltför stora och snabba förändringar (Skogsstyrelsen, 2019).</w:t>
+      </w:r>
+    </w:p>
+    <w:p>
+      <w:pPr>
+        <w:pStyle w:val="Heading2"/>
+      </w:pPr>
+      <w:r>
+        <w:t>Referenser – tjäder</w:t>
+      </w:r>
+    </w:p>
+    <w:p>
+      <w:r>
+        <w:t xml:space="preserve">Skogsstyrelsen, 2019. </w:t>
+      </w:r>
+      <w:r>
+        <w:rPr>
+          <w:i/>
+        </w:rPr>
+        <w:t>Vägledning för hänsyn till fåglar – tjäder.</w:t>
+      </w:r>
+    </w:p>
+    <w:p>
+      <w:r>
+        <w:t xml:space="preserve">SLU Artdatabanken, 2024. </w:t>
+      </w:r>
+      <w:r>
+        <w:rPr>
+          <w:i/>
+        </w:rPr>
+        <w:t xml:space="preserve">Artfaktablad. Naturvård – artfakta. </w:t>
+      </w:r>
+      <w:r>
+        <w:t>SLU Artdatabanken, Uppsala</w:t>
+      </w:r>
+    </w:p>
+    <w:p>
+      <w:pPr>
+        <w:pStyle w:val="Heading1"/>
+      </w:pPr>
+      <w:r>
+        <w:t>Tretåig hackspett – ekologi samt krav på livsmiljön</w:t>
+      </w:r>
+    </w:p>
+    <w:p>
+      <w:r>
+        <w:t xml:space="preserve">Tretåig hackspett (NT) är fridlyst enligt §4 Artskyddsförordningen och finns med som prioriterad art i Skogsstyrelsen vägledning för skogsbruket (bilaga 4 till SVL). I vägledningen står bland annat att: </w:t>
+      </w:r>
+      <w:r>
+        <w:rPr>
+          <w:i/>
+        </w:rPr>
+        <w:t xml:space="preserve">“Tretåig hackspett har stora arealkrav och höga krav på sin livsmiljö. Omdaningen av naturskogar till kulturskogar medför en förlust av viktiga miljöer, något som förstärks av ökad fragmentering till följd av avverkningar.” </w:t>
+      </w:r>
+      <w:r>
+        <w:t xml:space="preserve">Vidare att: </w:t>
+      </w:r>
+      <w:r>
+        <w:rPr>
+          <w:i/>
+        </w:rPr>
+        <w:t>“Områden med dokumenterad permanent förekomst i naturskogsmiljöer har vanligen så stora naturvärden att skogsbruk är olämpligt”</w:t>
+      </w:r>
+      <w:r>
+        <w:t xml:space="preserve"> (SLU Artdatabanken, 2024; Skogsstyrelsen, 2016)</w:t>
+      </w:r>
+      <w:r>
+        <w:rPr>
+          <w:i/>
+        </w:rPr>
+        <w:t>.</w:t>
+      </w:r>
+    </w:p>
+    <w:p>
+      <w:r>
+        <w:t>Tretåig hackspett är beroende av större sammanhängande naturskogar med kontinuerlig tillgång och nybildning av död ved och fragmentering av livsmiljöerna utgör ett stort hot mot arten (se exempelvis Stachura-Skierczynska et al., 2009; Wesolowski et al., 2005; Butler et al., 2004; Pakkala et al., 2002; Amcoff et al., 1996; Virkkala, 1991). Det finns studier som visar att naturskogens självgallringsprocess som den tretåiga hackspetten är beroende av, inte kan ersättas med efterlämnad hänsyn i skogsbruket (Imbeau &amp; Desrochers, 2002).</w:t>
+      </w:r>
+    </w:p>
+    <w:p>
+      <w:r>
+        <w:t>Permanenta revir av tretåig hackspett karaktäriseras ofta av artens typiska ringformigt ordnade hackmärken på framför allt gamla granar. För att säkerställa att inte revir av tretåig hackspett drabbas av avverkningsplanerna bör en inventering göras i området både under häckningstid och under vintern, då arten utnyttjar betydligt större områden än under sommarens häckningsrevir. Storleken på häckningsreviret varierar med skogstypen, förekomsten av död ved och graden av fragmentering, men är i allmänhet i storleksordningen 25–100 hektar (SLU Artdatabanken, 2024; Skogsstyrelsen, 2016).</w:t>
+      </w:r>
+    </w:p>
+    <w:p>
+      <w:r>
+        <w:t xml:space="preserve">Förutom fridlysning enligt §4 Artskyddsförordningen är tretåig hackspett även förtecknad i EU:s fågeldirektiv bilaga 1. Den är typisk art för </w:t>
+      </w:r>
+      <w:r>
+        <w:rPr>
+          <w:i/>
+        </w:rPr>
+        <w:t xml:space="preserve">9010 Taiga, 9740 Skogsbevuxen myr, 9030 Landhöjningsskog </w:t>
+      </w:r>
+      <w:r>
+        <w:t xml:space="preserve">och </w:t>
+      </w:r>
+      <w:r>
+        <w:rPr>
+          <w:i/>
+        </w:rPr>
+        <w:t>9040 Fjällbjörkskog</w:t>
+      </w:r>
+      <w:r>
+        <w:t xml:space="preserve"> samt ingår i Natura 2000 och är förtecknad i Bernkonventionen bilaga II (strikt skyddade djurarter) (SLU Artdatabanken, 2024; Skogsstyrelsen, 2016).</w:t>
+      </w:r>
+    </w:p>
+    <w:p>
+      <w:pPr>
+        <w:pStyle w:val="Heading2"/>
+      </w:pPr>
+      <w:r>
+        <w:t>Referenser – tretåig hackspett</w:t>
+      </w:r>
+    </w:p>
+    <w:p>
+      <w:r>
+        <w:t xml:space="preserve">Amcoff, M. &amp; Eriksson, P. 1996. </w:t>
+      </w:r>
+      <w:r>
+        <w:rPr>
+          <w:i/>
+        </w:rPr>
+        <w:t xml:space="preserve">Förekomst av tretåig hackspett Picoides tridactylus på bestånds- och landskapsnivå. </w:t>
+      </w:r>
+      <w:r>
+        <w:t>Ornis Svecica 6: 107–119.</w:t>
+      </w:r>
+    </w:p>
+    <w:p>
+      <w:r>
+        <w:t xml:space="preserve">Butler, R., Angelstam, P., Ekelund, P. &amp; Schlaeffer, R. 2004. </w:t>
+      </w:r>
+      <w:r>
+        <w:rPr>
+          <w:i/>
+        </w:rPr>
+        <w:t xml:space="preserve">Dead wood threshold values for the three-toed woodpecker presence in boreal and sub-Alpine forest. </w:t>
+      </w:r>
+      <w:r>
+        <w:t>Biological conservation 119(3): 305–318.</w:t>
+      </w:r>
+    </w:p>
+    <w:p>
+      <w:r>
+        <w:t xml:space="preserve">Imbeau, L. &amp; Desrochers, A. 2002. </w:t>
+      </w:r>
+      <w:r>
+        <w:rPr>
+          <w:i/>
+        </w:rPr>
+        <w:t xml:space="preserve">Foraging Ecology and Use of Drumming Trees by Three-Toed Woodpeckers. </w:t>
+      </w:r>
+      <w:r>
+        <w:t>The Journal of Wildlife Management. Vol. 66, No. 1 (Jan., 2002), pp. 222–231.</w:t>
+      </w:r>
+    </w:p>
+    <w:p>
+      <w:r>
+        <w:t xml:space="preserve">Pakkala, T., Hanski, I. &amp; Tomppo, E. 2002. </w:t>
+      </w:r>
+      <w:r>
+        <w:rPr>
+          <w:i/>
+        </w:rPr>
+        <w:t xml:space="preserve">Spatial ecology of the three-toed woodpecker in managed forest landscapes. </w:t>
+      </w:r>
+      <w:r>
+        <w:t>Silva Fennica 36(1): 279–288.</w:t>
+      </w:r>
+    </w:p>
+    <w:p>
+      <w:r>
+        <w:t xml:space="preserve">Skogsstyrelsen, 2016. </w:t>
+      </w:r>
+      <w:r>
+        <w:rPr>
+          <w:i/>
+        </w:rPr>
+        <w:t>Vägledning för hänsyn till fåglar – Tretåig hackspett.</w:t>
+      </w:r>
+    </w:p>
+    <w:p>
+      <w:r>
+        <w:t xml:space="preserve">SLU Artdatabanken, 2024. </w:t>
+      </w:r>
+      <w:r>
+        <w:rPr>
+          <w:i/>
+        </w:rPr>
+        <w:t xml:space="preserve">Artfaktablad. Naturvård – artfakta. </w:t>
+      </w:r>
+      <w:r>
+        <w:t>SLU Artdatabanken, Uppsala.</w:t>
+      </w:r>
+    </w:p>
+    <w:p>
+      <w:r>
+        <w:t xml:space="preserve">Stachura-Skierczynska, K., Tumiel, T. &amp; Skierczynski, M. 2009. </w:t>
+      </w:r>
+      <w:r>
+        <w:rPr>
+          <w:i/>
+        </w:rPr>
+        <w:t xml:space="preserve">Habitat prediction model for three-toed woodpecker and its implications for the conservation of biologically valuable forests. </w:t>
+      </w:r>
+      <w:r>
+        <w:t>Forest Ecology and Management 258(5): 697–703.</w:t>
+      </w:r>
+    </w:p>
+    <w:p>
+      <w:r>
+        <w:t xml:space="preserve">Virkkala, R. 1991. </w:t>
+      </w:r>
+      <w:r>
+        <w:rPr>
+          <w:i/>
+        </w:rPr>
+        <w:t xml:space="preserve">Population trends of forest birds in a Finnish Lapland landscape of large habitat blocks – Consequences of stochastic environmental variation or regional habitat alteration. </w:t>
+      </w:r>
+      <w:r>
+        <w:t>Biological conservation 56(2): 223–240.</w:t>
+      </w:r>
+    </w:p>
+    <w:p>
+      <w:r>
+        <w:t xml:space="preserve">Wesolowski, T., Czeszczewik, D. &amp; Rowinski, P. 2005. </w:t>
+      </w:r>
+      <w:r>
+        <w:rPr>
+          <w:i/>
+        </w:rPr>
+        <w:t xml:space="preserve">Effects of forest management on Three-toed Woodpecker Picoides tridactylus distribution in the Bialowieza Forest (NE Poland): conservation implications. </w:t>
+      </w:r>
+      <w:r>
+        <w:t>Acta Ornithologica 40(1): 53–60.</w:t>
       </w:r>
     </w:p>
     <w:sectPr>
@@ -352,7 +1237,7 @@
     <w:r>
       <w:tab/>
       <w:tab/>
-      <w:t>2026-03-30</w:t>
+      <w:t>2026-03-31</w:t>
       <w:br/>
       <w:br/>
     </w:r>

--- a/tillsyn/A 10398-2026 tillsynsbegäran.docx
+++ b/tillsyn/A 10398-2026 tillsynsbegäran.docx
@@ -1237,7 +1237,7 @@
     <w:r>
       <w:tab/>
       <w:tab/>
-      <w:t>2026-03-31</w:t>
+      <w:t>2026-04-01</w:t>
       <w:br/>
       <w:br/>
     </w:r>

--- a/tillsyn/A 10398-2026 tillsynsbegäran.docx
+++ b/tillsyn/A 10398-2026 tillsynsbegäran.docx
@@ -1237,7 +1237,7 @@
     <w:r>
       <w:tab/>
       <w:tab/>
-      <w:t>2026-04-01</w:t>
+      <w:t>2026-04-02</w:t>
       <w:br/>
       <w:br/>
     </w:r>

--- a/tillsyn/A 10398-2026 tillsynsbegäran.docx
+++ b/tillsyn/A 10398-2026 tillsynsbegäran.docx
@@ -1237,7 +1237,7 @@
     <w:r>
       <w:tab/>
       <w:tab/>
-      <w:t>2026-04-02</w:t>
+      <w:t>2026-04-03</w:t>
       <w:br/>
       <w:br/>
     </w:r>

--- a/tillsyn/A 10398-2026 tillsynsbegäran.docx
+++ b/tillsyn/A 10398-2026 tillsynsbegäran.docx
@@ -1237,7 +1237,7 @@
     <w:r>
       <w:tab/>
       <w:tab/>
-      <w:t>2026-04-03</w:t>
+      <w:t>2026-04-04</w:t>
       <w:br/>
       <w:br/>
     </w:r>

--- a/tillsyn/A 10398-2026 tillsynsbegäran.docx
+++ b/tillsyn/A 10398-2026 tillsynsbegäran.docx
@@ -1237,7 +1237,7 @@
     <w:r>
       <w:tab/>
       <w:tab/>
-      <w:t>2026-04-04</w:t>
+      <w:t>2026-04-05</w:t>
       <w:br/>
       <w:br/>
     </w:r>

--- a/tillsyn/A 10398-2026 tillsynsbegäran.docx
+++ b/tillsyn/A 10398-2026 tillsynsbegäran.docx
@@ -1237,7 +1237,7 @@
     <w:r>
       <w:tab/>
       <w:tab/>
-      <w:t>2026-04-05</w:t>
+      <w:t>2026-04-06</w:t>
       <w:br/>
       <w:br/>
     </w:r>

--- a/tillsyn/A 10398-2026 tillsynsbegäran.docx
+++ b/tillsyn/A 10398-2026 tillsynsbegäran.docx
@@ -115,10 +115,10 @@
         <w:rPr>
           <w:b/>
         </w:rPr>
-        <w:t>Garnlav (NT)</w:t>
-      </w:r>
-      <w:r>
-        <w:t xml:space="preserve"> är en utpräglad barrskogsart som ibland kan drapera träden i norrländska grannaturskogar med hög luftfuktighet. Den förekommer även i talldominerade bestånd där den, förutom i trädens grenverk, påträffas hängande över ojämnheter i tallbarken. Arten har minskat starkt i södra och mellersta Sverige och den minskar även i sitt nordliga utbredningsområde. Orsaken till tillbakagången beror främst på slutavverkningar av naturskogsartade skogar. Bestånd med riklig förekomst bör regelmässigt sparas. Garnlav är värdväxt för den mycket sällsynta och akut hotade fjärilen barrskogslavfly (CR) som hör hemma i boreala barrskogar med riklig förekomst av värdväxten. Tidigare kunde arten konstateras årligen på flera platser vid Dala-Floda i Dalarna innan lokalerna kalavverkades. Senaste fyndet i landet av barrskogslavfly är från år 2000 då den påträffades vid Högberget i Sollefteå kommun. Garnlav är typisk art för </w:t>
+        <w:t>Garnlav (VU)</w:t>
+      </w:r>
+      <w:r>
+        <w:t xml:space="preserve"> är en utpräglad barrskogsart som ibland kan drapera träden i norrländska grannaturskogar med hög luftfuktighet. Den förekommer även i talldominerade bestånd där den, förutom i trädens grenverk, påträffas hängande över ojämnheter i tallbarken. Arten har minskat starkt i södra och mellersta Sverige och den minskar även i sitt nordliga utbredningsområde. Minskningstakten uppgår till 30 (20–50) % inom 50 år och överstiger gränsvärdet för Sårbar (VU). Orsaken till tillbakagången beror främst på slutavverkningar av naturskogsartade skogar. Bestånd med riklig förekomst bör regelmässigt sparas, vilket även gynnar flera andra sällsynta och rödlistade arter. Garnlav är värdväxt för den mycket sällsynta och akut hotade fjärilen barrskogslavfly (CR) som hör hemma i boreala barrskogar med riklig förekomst av värdväxten. Tidigare kunde arten konstateras årligen på flera platser vid Dala-Floda i Dalarna innan lokalerna kalavverkades. Senaste fyndet i landet av barrskogslavfly är från år 2000 då den påträffades vid Högberget i Sollefteå kommun. Garnlav är typisk art för </w:t>
       </w:r>
       <w:r>
         <w:rPr>
@@ -136,7 +136,7 @@
         <w:t xml:space="preserve"> 9070 Trädklädd betesmark</w:t>
       </w:r>
       <w:r>
-        <w:t xml:space="preserve"> (SLU Artdatabanken, 2024).</w:t>
+        <w:t xml:space="preserve"> (SLU Artdatabanken, 2026).</w:t>
       </w:r>
     </w:p>
     <w:p>
@@ -147,25 +147,34 @@
         <w:t>Lunglav (NT)</w:t>
       </w:r>
       <w:r>
-        <w:t xml:space="preserve"> är en av vårt lands främsta signalarter som överallt indikerar gamla lövträd, skogsbestånd med höga naturvärden och ekosystem med långskoglig kontinuitet. Lokalt kan förekomsten vara mycket riklig men den hittas nästan enbart i gamla och ej slutavverkade skogar. Artens samtliga förekomster bör uppmärksammas från naturvårdssynpunkt, då många lokaler även hyser andra ovanliga och rödlistade arter. Rikliga förekomster bör skyddas med biotopskydd, frivilliga avsättningar eller reservat. Det finns ett antal sällsynta lavparasiter som växer på lunglav: lunglavsknapp (VU), skrovelmössing (DD), lunglavshårprick (DD), </w:t>
+        <w:t xml:space="preserve"> är en av vårt lands främsta signalarter som överallt indikerar gamla lövträd, skogsbestånd med höga naturvärden och ekosystem med långskoglig kontinuitet. Lokalt kan förekomsten vara mycket riklig men den hittas nästan enbart i gamla och ej slutavverkade skogar. Artens samtliga förekomster bör uppmärksammas från naturvårdssynpunkt, då många lokaler även hyser andra ovanliga och rödlistade arter. Rikliga förekomster bör skyddas med biotopskydd, frivilliga avsättningar eller reservat. På lunglav kan de sällsynta lavparasiterna lunglavshårprick (CR), </w:t>
       </w:r>
       <w:r>
         <w:rPr>
           <w:i/>
         </w:rPr>
-        <w:t>Calycina alstrupii</w:t>
-      </w:r>
-      <w:r>
-        <w:t xml:space="preserve"> (NA) och </w:t>
+        <w:t>Abrothallus diederichii</w:t>
+      </w:r>
+      <w:r>
+        <w:t xml:space="preserve"> (VU), </w:t>
       </w:r>
       <w:r>
         <w:rPr>
           <w:i/>
         </w:rPr>
-        <w:t>Chalara lobariae</w:t>
-      </w:r>
-      <w:r>
-        <w:t xml:space="preserve"> (NA). Lunglav är typisk art för </w:t>
+        <w:t>Abrothallus lobariae</w:t>
+      </w:r>
+      <w:r>
+        <w:t xml:space="preserve"> (VU), </w:t>
+      </w:r>
+      <w:r>
+        <w:rPr>
+          <w:i/>
+        </w:rPr>
+        <w:t>Calycina lobariae</w:t>
+      </w:r>
+      <w:r>
+        <w:t xml:space="preserve"> (VU), lunglavsknapp (VU) och skrovelmössing (VU) påträffas. Lunglav är typisk art för </w:t>
       </w:r>
       <w:r>
         <w:rPr>
@@ -183,7 +192,7 @@
         <w:t xml:space="preserve"> 6530 Lövängar</w:t>
       </w:r>
       <w:r>
-        <w:t xml:space="preserve"> (SLU Artdatabanken, 2025; SLU Artdatabanken, 2024; Nitare &amp; Skogsstyrelsen, 2019).</w:t>
+        <w:t xml:space="preserve"> (SLU Artdatabanken, 2026; Nitare &amp; Skogsstyrelsen, 2019).</w:t>
       </w:r>
     </w:p>
     <w:p>
@@ -243,7 +252,34 @@
         <w:t>Ullticka (NT)</w:t>
       </w:r>
       <w:r>
-        <w:t xml:space="preserve"> är knuten till restbestånd av barrnaturskog och förekommer med ett tydligt optimum i orörda eller måttligt påverkade gamla granskogar där det föreligger viss kontinuitet av grov död ved. Ullticka är en bra signalart inom hela sitt utbredningsområde och i södra Sverige är den sällsynt och en god signalart för skyddsvärda granskogsmiljöer. Den hotas av avverkning och fragmentering av naturskog och äldre granskog med lång trädkontinuitet. Ullticka är typisk art för </w:t>
+        <w:t xml:space="preserve"> är knuten till restbestånd av barrnaturskog och förekommer med ett tydligt optimum i orörda eller måttligt påverkade gamla granskogar där det föreligger viss kontinuitet av grov död ved. Ullticka är en bra signalart inom hela sitt utbredningsområde och i södra Sverige är den sällsynt och en god signalart för skyddsvärda granskogsmiljöer. Den hotas av avverkning och fragmentering av naturskog och äldre granskog med lång trädkontinuitet. På ullticka kan ibland ulltickeporing (VU) påträffas - det är en sällsynt ticka som nyligen delats upp i de tre olika arterna ulltickeporing </w:t>
+      </w:r>
+      <w:r>
+        <w:rPr>
+          <w:i/>
+        </w:rPr>
+        <w:t xml:space="preserve">Skeletocutis brevispora </w:t>
+      </w:r>
+      <w:r>
+        <w:t>(VU)</w:t>
+      </w:r>
+      <w:r>
+        <w:rPr>
+          <w:i/>
+        </w:rPr>
+        <w:t>, Skeletocutis delicata</w:t>
+      </w:r>
+      <w:r>
+        <w:t xml:space="preserve"> (VU)</w:t>
+      </w:r>
+      <w:r>
+        <w:rPr>
+          <w:i/>
+        </w:rPr>
+        <w:t xml:space="preserve"> och Skeletocutis exilis</w:t>
+      </w:r>
+      <w:r>
+        <w:t xml:space="preserve"> (NT). Ullticka är typisk art för </w:t>
       </w:r>
       <w:r>
         <w:rPr>
@@ -261,25 +297,7 @@
         <w:t>9030 Landhöjningsskog</w:t>
       </w:r>
       <w:r>
-        <w:t xml:space="preserve">. På ullticka kan ibland ulltickeporing (VU) påträffas - det är en sällsynt ticka som nyligen delats upp i tre olika arter: </w:t>
-      </w:r>
-      <w:r>
-        <w:rPr>
-          <w:i/>
-        </w:rPr>
-        <w:t xml:space="preserve">Skeletocutis brevispora </w:t>
-      </w:r>
-      <w:r>
-        <w:t>(ulltickeporing)</w:t>
-      </w:r>
-      <w:r>
-        <w:rPr>
-          <w:i/>
-        </w:rPr>
-        <w:t>, Skeletocutis delicata och Skeletocutis exilis</w:t>
-      </w:r>
-      <w:r>
-        <w:t>. De två sistnämnda arterna står för närvarande (2020) som ej bedömda i rödlistan (SLU Artdatabanken, 2024; Nitare &amp; Skogsstyrelsen, 2019; Miettinen &amp; Niemelä, 2018).</w:t>
+        <w:t xml:space="preserve"> (SLU Artdatabanken, 2026; Nitare &amp; Skogsstyrelsen, 2019; Miettinen &amp; Niemelä, 2018).</w:t>
       </w:r>
     </w:p>
     <w:p>
@@ -334,10 +352,10 @@
         <w:rPr>
           <w:b/>
         </w:rPr>
-        <w:t>Järpe (NT, §4)</w:t>
-      </w:r>
-      <w:r>
-        <w:t xml:space="preserve">, som är rödlistad som nära hotad och upptagen i bilaga 1 och 2 EU:s fågeldirektiv, har häckningsrevir i avverkningsanmälan. Arten har minskat med 25 (10–40) % under de senaste 12 åren och är mycket stationär inom sitt revir som är minst 25 hektar stort. Dess livsmiljöer utgörs av tät barrskog med inblandning av lövträd och en väl utvecklad flerskiktad struktur med bärris och yngre eller undertryckta, täta granar i ett lägre skikt, ofta utmed bäckar och åar inne i den skyddande granskogen. Järpen överlever inte om dess livsmiljö kalavverkas och är även känslig för röjning, gallring och avverkning där unga granar och lövträd inte sparas i tillräcklig omfattning. Minskningstakten för den svenska populationen bedöms vara nära gränsvärdet för Sårbar (VU). Järpe är typisk art för </w:t>
+        <w:t>Järpe (§4)</w:t>
+      </w:r>
+      <w:r>
+        <w:t xml:space="preserve">, som är upptagen i bilaga 1 och 2 EU:s fågeldirektiv, är mycket stationär inom sitt revir som är minst 25 hektar stort. Livsmiljöerna utgörs av tät barrskog med inblandning av lövträd och en väl utvecklad flerskiktad struktur med bärris och yngre eller undertryckta, täta granar i ett lägre skikt, ofta utmed bäckar och åar inne i den skyddande granskogen. Den överlever inte om dess livsmiljö kalavverkas och är även känslig för röjning, gallring och avverkning där unga granar och lövträd inte sparas i tillräcklig omfattning. Arten finns i sammanhängande grandominerad skog över hela Sverige men förekomsterna är betydligt glesare i Götaland än i övriga landet. Järpe är typisk art för </w:t>
       </w:r>
       <w:r>
         <w:rPr>
@@ -355,7 +373,7 @@
         <w:t xml:space="preserve">9740 Skogsbevuxen myr </w:t>
       </w:r>
       <w:r>
-        <w:t>(SLU Artdatabanken, 2022).</w:t>
+        <w:t>(SLU Artdatabanken, 2026).</w:t>
       </w:r>
     </w:p>
     <w:p>
@@ -363,10 +381,10 @@
         <w:rPr>
           <w:b/>
         </w:rPr>
-        <w:t>Spillkråka (NT, §4)</w:t>
-      </w:r>
-      <w:r>
-        <w:t xml:space="preserve"> är rödlistad som nära hotad och ingår i bilaga 1 i EU:s fågeldirektiv. Den minskar i population på grund av minskad tillgång på lämpliga bo- och födoträd och minskad födotillgång. Spillkråkans minskningstakt har uppgått till 19 (24–10) % under de senaste 15 åren och bedöms vara nära gränsvärdet för Sårbar (VU) (A2bc). Spillkråka är en nyckelart i skogliga miljöer vars övergivna bohål utnyttjas av flera andra hålhäckande fågelarter och fladdermöss. Den behöver grova träd, främst tall, asp och bok som boträd. Skogsbruk med korta omloppstider och täta, homogena ungskogar utgör det största hotet. Spillkråka är typisk art för </w:t>
+        <w:t>Spillkråka (§4)</w:t>
+      </w:r>
+      <w:r>
+        <w:t xml:space="preserve"> omfattas av bilaga 1 i EU:s fågeldirektiv och är typisk art för </w:t>
       </w:r>
       <w:r>
         <w:rPr>
@@ -381,10 +399,10 @@
         <w:rPr>
           <w:i/>
         </w:rPr>
-        <w:t xml:space="preserve"> 9740 Skogsbevuxen myr </w:t>
-      </w:r>
-      <w:r>
-        <w:t>(SLU Artdatabanken, 2025; Skogsstyrelsen 2016).</w:t>
+        <w:t xml:space="preserve"> 9740 Skogsbevuxen myr</w:t>
+      </w:r>
+      <w:r>
+        <w:t>. Den behöver grova träd, främst tall, asp och bok som boträd. Skogsbruk med korta omloppstider och täta, homogena ungskogar utgör det största hotet. Spillkråka är en nyckelart i skogliga miljöer vars övergivna bohål utnyttjas av flera andra hålhäckande fågelarter och fladdermöss, däribland pärluggla (EN, §4), knipa (§4), salskrake (§4) och skogsduva (§4). Hökuggla (VU, §4) och slaguggla (§4) häckar ofta i högstubbar som brutits av i höjd med ett gammalt spillkråkebo (SLU Artdatabanken, 2026; Skogsstyrelsen, 2016).</w:t>
       </w:r>
     </w:p>
     <w:p>
@@ -486,12 +504,30 @@
     </w:p>
     <w:p>
       <w:r>
-        <w:t>Järpe är rödlistad som nära hotad (NT), fridlyst enligt 4§ Artskyddsförordningen och upptagen i bilaga 1 och 2 EU:s fågeldirektiv. Järpen, som minskat med 25 (10–40) % under de senaste 12 åren, har sina livsmiljöer i tät barrskog med inblandning av lövträd och en väl utvecklad flerskiktad struktur med bärris och yngre eller undertryckta, täta granar i ett lägre skikt, ofta utmed bäckar och åar inne i den skyddande granskogen (SLU Artdatabanken, 2022).</w:t>
+        <w:t>Järpe är fridlyst enligt 4§ artskyddsförordningen och upptagen i bilaga 1 och 2 EU:s fågeldirektiv. Den finns i sammanhängande grandominerad skog över hela Sverige men förekomsterna är betydligt glesare i Götaland än i övriga landet. Järpen har sina livsmiljöer i tät barrskog med inblandning av lövträd och en väl utvecklad flerskiktad struktur med bärris och yngre eller undertryckta, täta granar i ett lägre skikt, ofta utmed bäckar och åar inne i den skyddande granskogen (SLU Artdatabanken, 2026).</w:t>
       </w:r>
     </w:p>
     <w:p>
       <w:r>
-        <w:t>Arten behöver lämpliga skogsbestånd om sammanlagt minst 25 hektar. Den är mycket stationär inom sitt revir och när ett par etablerat sig stannar de så länge miljön är intakt. Den undviker öppen mark och förﬂyttar sig sällan över större öppna myrar eller åkermark, och är därför känslig för fragmentering. Järpen överlever inte om dess livsmiljö kalavverkas och är även känslig för röjning, gallring och avverkning där unga granar och lövträd inte sparas i tillräcklig omfattning. Minskningstakten för den svenska populationen bedöms vara nära gränsvärdet för Sårbar (VU). (A2b) (SLU Artdatabanken, 2022).</w:t>
+        <w:t xml:space="preserve">Arten behöver lämpliga skogsbestånd om sammanlagt minst 25 hektar. Den är mycket stationär inom sitt revir och när ett par etablerat sig stannar de så länge miljön är intakt. Den undviker öppen mark och förﬂyttar sig sällan över större öppna myrar eller åkermark, och är därför känslig för fragmentering. Järpen överlever inte om dess livsmiljö kalavverkas och är även känslig för röjning, gallring och avverkning där unga granar och lövträd inte sparas i tillräcklig omfattning.  Järpe är typisk art för </w:t>
+      </w:r>
+      <w:r>
+        <w:rPr>
+          <w:i/>
+        </w:rPr>
+        <w:t>9010 Taiga, 9740 Skogsbevuxen myr</w:t>
+      </w:r>
+      <w:r>
+        <w:t xml:space="preserve"> och </w:t>
+      </w:r>
+      <w:r>
+        <w:rPr>
+          <w:i/>
+        </w:rPr>
+        <w:t>9080 Lövsumpskog</w:t>
+      </w:r>
+      <w:r>
+        <w:t xml:space="preserve"> (SLU Artdatabanken, 2026).</w:t>
       </w:r>
     </w:p>
     <w:p>
@@ -504,7 +540,7 @@
     </w:p>
     <w:p>
       <w:r>
-        <w:t xml:space="preserve">SLU Artdatabanken, 2022. </w:t>
+        <w:t xml:space="preserve">SLU Artdatabanken, 2026. </w:t>
       </w:r>
       <w:r>
         <w:rPr>
@@ -526,7 +562,39 @@
     </w:p>
     <w:p>
       <w:r>
-        <w:t xml:space="preserve">Lunglav (NT) är en av vårt lands främsta signalarter som överallt indikerar gamla lövträd, skogsbestånd med höga naturvärden och ekosystem med lång skoglig kontinuitet. Lokalt kan förekomsten vara mycket riklig men den hittas nästan enbart i gamla och ej slutavverkade skogar. Artens samtliga förekomster bör uppmärksammas från naturvårdssynpunkt, då många lokaler även hyser andra ovanliga och rödlistade arter. Rikliga förekomster bör skyddas med biotopskydd, frivilliga avsättningar eller reservat. Lunglav är typisk art för </w:t>
+        <w:t xml:space="preserve">Lunglav (NT) är en av vårt lands främsta signalarter som överallt indikerar gamla lövträd, skogsbestånd med höga naturvärden och ekosystem med lång skoglig kontinuitet. Lokalt kan förekomsten vara mycket riklig men den hittas nästan enbart i gamla och ej slutavverkade skogar. Artens samtliga förekomster bör uppmärksammas från naturvårdssynpunkt, då många lokaler även hyser andra ovanliga och rödlistade arter, däribland de sällsynta lavparasiterna lunglavshårprick (CR), </w:t>
+      </w:r>
+      <w:r>
+        <w:rPr>
+          <w:i/>
+        </w:rPr>
+        <w:t>Abrothallus diederichii</w:t>
+      </w:r>
+      <w:r>
+        <w:t xml:space="preserve"> (VU), </w:t>
+      </w:r>
+      <w:r>
+        <w:rPr>
+          <w:i/>
+        </w:rPr>
+        <w:t>Abrothallus lobariae</w:t>
+      </w:r>
+      <w:r>
+        <w:t xml:space="preserve"> (VU), </w:t>
+      </w:r>
+      <w:r>
+        <w:rPr>
+          <w:i/>
+        </w:rPr>
+        <w:t>Calycina lobariae</w:t>
+      </w:r>
+      <w:r>
+        <w:t xml:space="preserve"> (VU), lunglavsknapp (VU) och skrovelmössing (VU), som växer på lunglav. Rikliga förekomster med lunglav bör skyddas med biotopskydd, frivilliga avsättningar eller reservat (SLU Artdatabanken, 2026; Nitare &amp; Skogsstyrelsen, 2019).</w:t>
+      </w:r>
+    </w:p>
+    <w:p>
+      <w:r>
+        <w:t xml:space="preserve">Lunglav är typisk art för </w:t>
       </w:r>
       <w:r>
         <w:rPr>
@@ -544,57 +612,7 @@
         <w:t xml:space="preserve"> 6530 Lövängar</w:t>
       </w:r>
       <w:r>
-        <w:t xml:space="preserve"> (SLU Artdatabanken, 2024; Nitare &amp; Skogsstyrelsen, 2019).</w:t>
-      </w:r>
-    </w:p>
-    <w:p>
-      <w:r>
-        <w:t xml:space="preserve">På lunglav kan man sällsynt finna små svarta skivlika bildningar som liknar apothecier men som är en parasitisk svamp, Lunglavsknapp </w:t>
-      </w:r>
-      <w:r>
-        <w:rPr>
-          <w:i/>
-        </w:rPr>
-        <w:t>Plectocarpon lichenum</w:t>
-      </w:r>
-      <w:r>
-        <w:t xml:space="preserve"> (VU). Det finns ytterligare ett antal parasiter vilka bara förekommer på lunglav: Skrovelmössing </w:t>
-      </w:r>
-      <w:r>
-        <w:rPr>
-          <w:i/>
-        </w:rPr>
-        <w:t>Dactylospora lobariella</w:t>
-      </w:r>
-      <w:r>
-        <w:t xml:space="preserve"> (rödlistad som Kunskapsbrist DD) och Lunglavshårprick </w:t>
-      </w:r>
-      <w:r>
-        <w:rPr>
-          <w:i/>
-        </w:rPr>
-        <w:t>Niesslia lobariae</w:t>
-      </w:r>
-      <w:r>
-        <w:t xml:space="preserve"> (rödlistad som Kunskapsbrist DD). Skrovelmössing (DD) har små svarta apothecier och bruna, 1-septerade sporer och Lunglavshårprick (DD) har brunhåriga perithecier och färglösa, 1-septerade sporer. Nyligen har ytterligare två lavparasiter påträffats i Sverige som växer på lunglav: </w:t>
-      </w:r>
-      <w:r>
-        <w:rPr>
-          <w:i/>
-        </w:rPr>
-        <w:t>Calycina alstrupii</w:t>
-      </w:r>
-      <w:r>
-        <w:t xml:space="preserve"> (NA) och </w:t>
-      </w:r>
-      <w:r>
-        <w:rPr>
-          <w:i/>
-        </w:rPr>
-        <w:t>Chalara lobariae</w:t>
-      </w:r>
-      <w:r>
-        <w:t xml:space="preserve"> (NA) (SLU Artdatabanken, 2025; SLU Artdatabanken, 2024; Nitare &amp; Skogsstyrelsen, 2019).</w:t>
+        <w:t xml:space="preserve"> (SLU Artdatabanken, 2026).</w:t>
       </w:r>
     </w:p>
     <w:p>
@@ -621,7 +639,7 @@
     </w:p>
     <w:p>
       <w:r>
-        <w:t xml:space="preserve">SLU Artdatabanken, 2024. </w:t>
+        <w:t xml:space="preserve">SLU Artdatabanken, 2026. </w:t>
       </w:r>
       <w:r>
         <w:rPr>
@@ -631,20 +649,6 @@
       </w:r>
       <w:r>
         <w:t>SLU Artdatabanken, Uppsala.</w:t>
-      </w:r>
-    </w:p>
-    <w:p>
-      <w:r>
-        <w:t xml:space="preserve">SLU Artdatabanken, 2025. </w:t>
-      </w:r>
-      <w:r>
-        <w:rPr>
-          <w:i/>
-        </w:rPr>
-        <w:t xml:space="preserve">Över 20 nya lavparasiter för Sverige. </w:t>
-      </w:r>
-      <w:r>
-        <w:t>https://www.slu.se/artdatabanken/arter-och-natur/artiklar/over-20-nya-lavparasiter-for-sverige/</w:t>
       </w:r>
     </w:p>
     <w:p>
@@ -657,7 +661,7 @@
     </w:p>
     <w:p>
       <w:r>
-        <w:t xml:space="preserve">Spillkråka (NT) är rödlistad som nära hotad, fridlyst enligt §4 Artskyddsförordningen, typisk art för </w:t>
+        <w:t xml:space="preserve">Spillkråka (§4) ingår i bilaga 1 EU:s fågeldirektiv och är typisk art för </w:t>
       </w:r>
       <w:r>
         <w:rPr>
@@ -675,12 +679,12 @@
         <w:t xml:space="preserve"> 9740 Skogsbevuxen myr</w:t>
       </w:r>
       <w:r>
-        <w:t xml:space="preserve"> och ingår i bilaga 1 i EU:s fågeldirektiv. Spillkråka lever i både barr- och blandskog liksom i ren lövskog. De tätaste populationerna tenderar att finnas i äldre, variationsrik blandskog med gott om död ved och gamla träd. Spillkråka är en nyckelart i skogliga miljöer vars övergivna bohål utnyttjas av flera andra hålhäckande fågelarter och fladdermöss (SLU Artdatabanken, 2023; Skogsstyrelsen 2016).</w:t>
+        <w:t>. Den lever i både barr- och blandskog liksom i ren lövskog. De tätaste populationerna tenderar att finnas i äldre, variationsrik blandskog med gott om död ved och gamla träd. Varje par utnyttjar 400–1000 hektar skog beroende på skogens kvalitet. Skogsbruk med korta omloppstider och täta, homogena ungskogar utgör det största hotet (SLU Artdatabanken, 2026).</w:t>
       </w:r>
     </w:p>
     <w:p>
       <w:r>
-        <w:t>Varje par utnyttjar 400–1000 hektar skog beroende på skogens kvalitet. En minskning av populationen pågår på grund av minskad tillgång på lämpliga bo- och födoträd och minskad födotillgång. Spillkråkans minskningstakt har uppgått till 19 (24–10) % under de senaste 15 åren. Minskningstakten för den svenska populationen bedöms vara nära gränsvärdet för Sårbar (VU) (A2bc). Skogsbruk med korta omloppstider och täta, homogena ungskogar utgör det största hotet (SLU Artdatabanken 2023).</w:t>
+        <w:t>Spillkråka är en nyckelart i skogliga miljöer vars övergivna bohål utnyttjas av flera andra hålhäckande fågelarter och fladdermöss, däribland pärluggla (EN, §4), knipa (§4), salskrake (§4) och skogsduva (§4). Hökuggla (VU, §4) och slaguggla (§4) häckar ofta i högstubbar som brutits av i höjd med ett gammalt spillkråkebo (Skogsstyrelsen, 2016).</w:t>
       </w:r>
     </w:p>
     <w:p>
@@ -707,7 +711,7 @@
     </w:p>
     <w:p>
       <w:r>
-        <w:t xml:space="preserve">SLU Artdatabanken, 2023. </w:t>
+        <w:t xml:space="preserve">SLU Artdatabanken, 2026. </w:t>
       </w:r>
       <w:r>
         <w:rPr>
@@ -716,7 +720,7 @@
         <w:t xml:space="preserve">Artfaktablad. Naturvård – artfakta. </w:t>
       </w:r>
       <w:r>
-        <w:t>SLU Artdatabanken, Uppsala</w:t>
+        <w:t>SLU Artdatabanken, Uppsala.</w:t>
       </w:r>
     </w:p>
     <w:p>
@@ -1237,7 +1241,7 @@
     <w:r>
       <w:tab/>
       <w:tab/>
-      <w:t>2026-04-06</w:t>
+      <w:t>2026-04-07</w:t>
       <w:br/>
       <w:br/>
     </w:r>

--- a/tillsyn/A 10398-2026 tillsynsbegäran.docx
+++ b/tillsyn/A 10398-2026 tillsynsbegäran.docx
@@ -1241,7 +1241,7 @@
     <w:r>
       <w:tab/>
       <w:tab/>
-      <w:t>2026-04-07</w:t>
+      <w:t>2026-04-08</w:t>
       <w:br/>
       <w:br/>
     </w:r>

--- a/tillsyn/A 10398-2026 tillsynsbegäran.docx
+++ b/tillsyn/A 10398-2026 tillsynsbegäran.docx
@@ -1241,7 +1241,7 @@
     <w:r>
       <w:tab/>
       <w:tab/>
-      <w:t>2026-04-08</w:t>
+      <w:t>2026-04-09</w:t>
       <w:br/>
       <w:br/>
     </w:r>

--- a/tillsyn/A 10398-2026 tillsynsbegäran.docx
+++ b/tillsyn/A 10398-2026 tillsynsbegäran.docx
@@ -1241,7 +1241,7 @@
     <w:r>
       <w:tab/>
       <w:tab/>
-      <w:t>2026-04-09</w:t>
+      <w:t>2026-04-10</w:t>
       <w:br/>
       <w:br/>
     </w:r>

--- a/tillsyn/A 10398-2026 tillsynsbegäran.docx
+++ b/tillsyn/A 10398-2026 tillsynsbegäran.docx
@@ -1241,7 +1241,7 @@
     <w:r>
       <w:tab/>
       <w:tab/>
-      <w:t>2026-04-10</w:t>
+      <w:t>2026-04-11</w:t>
       <w:br/>
       <w:br/>
     </w:r>

--- a/tillsyn/A 10398-2026 tillsynsbegäran.docx
+++ b/tillsyn/A 10398-2026 tillsynsbegäran.docx
@@ -1241,7 +1241,7 @@
     <w:r>
       <w:tab/>
       <w:tab/>
-      <w:t>2026-04-11</w:t>
+      <w:t>2026-04-12</w:t>
       <w:br/>
       <w:br/>
     </w:r>

--- a/tillsyn/A 10398-2026 tillsynsbegäran.docx
+++ b/tillsyn/A 10398-2026 tillsynsbegäran.docx
@@ -1241,7 +1241,7 @@
     <w:r>
       <w:tab/>
       <w:tab/>
-      <w:t>2026-04-14</w:t>
+      <w:t>2026-04-15</w:t>
       <w:br/>
       <w:br/>
     </w:r>

--- a/tillsyn/A 10398-2026 tillsynsbegäran.docx
+++ b/tillsyn/A 10398-2026 tillsynsbegäran.docx
@@ -1241,7 +1241,7 @@
     <w:r>
       <w:tab/>
       <w:tab/>
-      <w:t>2026-04-15</w:t>
+      <w:t>2026-04-16</w:t>
       <w:br/>
       <w:br/>
     </w:r>

--- a/tillsyn/A 10398-2026 tillsynsbegäran.docx
+++ b/tillsyn/A 10398-2026 tillsynsbegäran.docx
@@ -1241,7 +1241,7 @@
     <w:r>
       <w:tab/>
       <w:tab/>
-      <w:t>2026-04-16</w:t>
+      <w:t>2026-04-17</w:t>
       <w:br/>
       <w:br/>
     </w:r>

--- a/tillsyn/A 10398-2026 tillsynsbegäran.docx
+++ b/tillsyn/A 10398-2026 tillsynsbegäran.docx
@@ -1241,7 +1241,7 @@
     <w:r>
       <w:tab/>
       <w:tab/>
-      <w:t>2026-04-17</w:t>
+      <w:t>2026-04-18</w:t>
       <w:br/>
       <w:br/>
     </w:r>

--- a/tillsyn/A 10398-2026 tillsynsbegäran.docx
+++ b/tillsyn/A 10398-2026 tillsynsbegäran.docx
@@ -1241,7 +1241,7 @@
     <w:r>
       <w:tab/>
       <w:tab/>
-      <w:t>2026-04-18</w:t>
+      <w:t>2026-04-19</w:t>
       <w:br/>
       <w:br/>
     </w:r>

--- a/tillsyn/A 10398-2026 tillsynsbegäran.docx
+++ b/tillsyn/A 10398-2026 tillsynsbegäran.docx
@@ -1241,7 +1241,7 @@
     <w:r>
       <w:tab/>
       <w:tab/>
-      <w:t>2026-04-19</w:t>
+      <w:t>2026-04-20</w:t>
       <w:br/>
       <w:br/>
     </w:r>

--- a/tillsyn/A 10398-2026 tillsynsbegäran.docx
+++ b/tillsyn/A 10398-2026 tillsynsbegäran.docx
@@ -1241,7 +1241,7 @@
     <w:r>
       <w:tab/>
       <w:tab/>
-      <w:t>2026-04-20</w:t>
+      <w:t>2026-04-21</w:t>
       <w:br/>
       <w:br/>
     </w:r>

--- a/tillsyn/A 10398-2026 tillsynsbegäran.docx
+++ b/tillsyn/A 10398-2026 tillsynsbegäran.docx
@@ -1241,7 +1241,7 @@
     <w:r>
       <w:tab/>
       <w:tab/>
-      <w:t>2026-04-21</w:t>
+      <w:t>2026-04-22</w:t>
       <w:br/>
       <w:br/>
     </w:r>

--- a/tillsyn/A 10398-2026 tillsynsbegäran.docx
+++ b/tillsyn/A 10398-2026 tillsynsbegäran.docx
@@ -1241,7 +1241,7 @@
     <w:r>
       <w:tab/>
       <w:tab/>
-      <w:t>2026-04-22</w:t>
+      <w:t>2026-04-23</w:t>
       <w:br/>
       <w:br/>
     </w:r>

--- a/tillsyn/A 10398-2026 tillsynsbegäran.docx
+++ b/tillsyn/A 10398-2026 tillsynsbegäran.docx
@@ -1241,7 +1241,7 @@
     <w:r>
       <w:tab/>
       <w:tab/>
-      <w:t>2026-04-23</w:t>
+      <w:t>2026-04-24</w:t>
       <w:br/>
       <w:br/>
     </w:r>

--- a/tillsyn/A 10398-2026 tillsynsbegäran.docx
+++ b/tillsyn/A 10398-2026 tillsynsbegäran.docx
@@ -1241,7 +1241,7 @@
     <w:r>
       <w:tab/>
       <w:tab/>
-      <w:t>2026-04-24</w:t>
+      <w:t>2026-04-25</w:t>
       <w:br/>
       <w:br/>
     </w:r>

--- a/tillsyn/A 10398-2026 tillsynsbegäran.docx
+++ b/tillsyn/A 10398-2026 tillsynsbegäran.docx
@@ -1241,7 +1241,7 @@
     <w:r>
       <w:tab/>
       <w:tab/>
-      <w:t>2026-04-25</w:t>
+      <w:t>2026-04-26</w:t>
       <w:br/>
       <w:br/>
     </w:r>

--- a/tillsyn/A 10398-2026 tillsynsbegäran.docx
+++ b/tillsyn/A 10398-2026 tillsynsbegäran.docx
@@ -1241,7 +1241,7 @@
     <w:r>
       <w:tab/>
       <w:tab/>
-      <w:t>2026-05-16</w:t>
+      <w:t>2026-05-17</w:t>
       <w:br/>
       <w:br/>
     </w:r>

--- a/tillsyn/A 10398-2026 tillsynsbegäran.docx
+++ b/tillsyn/A 10398-2026 tillsynsbegäran.docx
@@ -1241,7 +1241,7 @@
     <w:r>
       <w:tab/>
       <w:tab/>
-      <w:t>2026-05-17</w:t>
+      <w:t>2026-05-18</w:t>
       <w:br/>
       <w:br/>
     </w:r>

--- a/tillsyn/A 10398-2026 tillsynsbegäran.docx
+++ b/tillsyn/A 10398-2026 tillsynsbegäran.docx
@@ -1241,7 +1241,7 @@
     <w:r>
       <w:tab/>
       <w:tab/>
-      <w:t>2026-05-18</w:t>
+      <w:t>2026-05-19</w:t>
       <w:br/>
       <w:br/>
     </w:r>

--- a/tillsyn/A 10398-2026 tillsynsbegäran.docx
+++ b/tillsyn/A 10398-2026 tillsynsbegäran.docx
@@ -1241,7 +1241,7 @@
     <w:r>
       <w:tab/>
       <w:tab/>
-      <w:t>2026-05-19</w:t>
+      <w:t>2026-05-20</w:t>
       <w:br/>
       <w:br/>
     </w:r>

--- a/tillsyn/A 10398-2026 tillsynsbegäran.docx
+++ b/tillsyn/A 10398-2026 tillsynsbegäran.docx
@@ -1241,7 +1241,7 @@
     <w:r>
       <w:tab/>
       <w:tab/>
-      <w:t>2026-05-20</w:t>
+      <w:t>2026-05-21</w:t>
       <w:br/>
       <w:br/>
     </w:r>

--- a/tillsyn/A 10398-2026 tillsynsbegäran.docx
+++ b/tillsyn/A 10398-2026 tillsynsbegäran.docx
@@ -1241,7 +1241,7 @@
     <w:r>
       <w:tab/>
       <w:tab/>
-      <w:t>2026-05-21</w:t>
+      <w:t>2026-05-22</w:t>
       <w:br/>
       <w:br/>
     </w:r>

--- a/tillsyn/A 10398-2026 tillsynsbegäran.docx
+++ b/tillsyn/A 10398-2026 tillsynsbegäran.docx
@@ -1241,7 +1241,7 @@
     <w:r>
       <w:tab/>
       <w:tab/>
-      <w:t>2026-05-22</w:t>
+      <w:t>2026-05-23</w:t>
       <w:br/>
       <w:br/>
     </w:r>

--- a/tillsyn/A 10398-2026 tillsynsbegäran.docx
+++ b/tillsyn/A 10398-2026 tillsynsbegäran.docx
@@ -1241,7 +1241,7 @@
     <w:r>
       <w:tab/>
       <w:tab/>
-      <w:t>2026-05-23</w:t>
+      <w:t>2026-05-24</w:t>
       <w:br/>
       <w:br/>
     </w:r>

--- a/tillsyn/A 10398-2026 tillsynsbegäran.docx
+++ b/tillsyn/A 10398-2026 tillsynsbegäran.docx
@@ -1241,7 +1241,7 @@
     <w:r>
       <w:tab/>
       <w:tab/>
-      <w:t>2026-05-24</w:t>
+      <w:t>2026-05-25</w:t>
       <w:br/>
       <w:br/>
     </w:r>

--- a/tillsyn/A 10398-2026 tillsynsbegäran.docx
+++ b/tillsyn/A 10398-2026 tillsynsbegäran.docx
@@ -1241,7 +1241,7 @@
     <w:r>
       <w:tab/>
       <w:tab/>
-      <w:t>2026-05-25</w:t>
+      <w:t>2026-05-26</w:t>
       <w:br/>
       <w:br/>
     </w:r>

--- a/tillsyn/A 10398-2026 tillsynsbegäran.docx
+++ b/tillsyn/A 10398-2026 tillsynsbegäran.docx
@@ -1241,7 +1241,7 @@
     <w:r>
       <w:tab/>
       <w:tab/>
-      <w:t>2026-05-26</w:t>
+      <w:t>2026-05-27</w:t>
       <w:br/>
       <w:br/>
     </w:r>

--- a/tillsyn/A 10398-2026 tillsynsbegäran.docx
+++ b/tillsyn/A 10398-2026 tillsynsbegäran.docx
@@ -1241,7 +1241,7 @@
     <w:r>
       <w:tab/>
       <w:tab/>
-      <w:t>2026-05-27</w:t>
+      <w:t>2026-05-28</w:t>
       <w:br/>
       <w:br/>
     </w:r>

--- a/tillsyn/A 10398-2026 tillsynsbegäran.docx
+++ b/tillsyn/A 10398-2026 tillsynsbegäran.docx
@@ -1241,7 +1241,7 @@
     <w:r>
       <w:tab/>
       <w:tab/>
-      <w:t>2026-05-28</w:t>
+      <w:t>2026-05-29</w:t>
       <w:br/>
       <w:br/>
     </w:r>

--- a/tillsyn/A 10398-2026 tillsynsbegäran.docx
+++ b/tillsyn/A 10398-2026 tillsynsbegäran.docx
@@ -1241,7 +1241,7 @@
     <w:r>
       <w:tab/>
       <w:tab/>
-      <w:t>2026-05-29</w:t>
+      <w:t>2026-05-30</w:t>
       <w:br/>
       <w:br/>
     </w:r>

--- a/tillsyn/A 10398-2026 tillsynsbegäran.docx
+++ b/tillsyn/A 10398-2026 tillsynsbegäran.docx
@@ -1241,7 +1241,7 @@
     <w:r>
       <w:tab/>
       <w:tab/>
-      <w:t>2026-05-30</w:t>
+      <w:t>2026-05-31</w:t>
       <w:br/>
       <w:br/>
     </w:r>

--- a/tillsyn/A 10398-2026 tillsynsbegäran.docx
+++ b/tillsyn/A 10398-2026 tillsynsbegäran.docx
@@ -1241,7 +1241,7 @@
     <w:r>
       <w:tab/>
       <w:tab/>
-      <w:t>2026-05-31</w:t>
+      <w:t>2026-06-01</w:t>
       <w:br/>
       <w:br/>
     </w:r>

--- a/tillsyn/A 10398-2026 tillsynsbegäran.docx
+++ b/tillsyn/A 10398-2026 tillsynsbegäran.docx
@@ -1241,7 +1241,7 @@
     <w:r>
       <w:tab/>
       <w:tab/>
-      <w:t>2026-06-01</w:t>
+      <w:t>2026-06-02</w:t>
       <w:br/>
       <w:br/>
     </w:r>

--- a/tillsyn/A 10398-2026 tillsynsbegäran.docx
+++ b/tillsyn/A 10398-2026 tillsynsbegäran.docx
@@ -1241,7 +1241,7 @@
     <w:r>
       <w:tab/>
       <w:tab/>
-      <w:t>2026-06-02</w:t>
+      <w:t>2026-06-03</w:t>
       <w:br/>
       <w:br/>
     </w:r>

--- a/tillsyn/A 10398-2026 tillsynsbegäran.docx
+++ b/tillsyn/A 10398-2026 tillsynsbegäran.docx
@@ -1241,7 +1241,7 @@
     <w:r>
       <w:tab/>
       <w:tab/>
-      <w:t>2026-06-03</w:t>
+      <w:t>2026-06-04</w:t>
       <w:br/>
       <w:br/>
     </w:r>

--- a/tillsyn/A 10398-2026 tillsynsbegäran.docx
+++ b/tillsyn/A 10398-2026 tillsynsbegäran.docx
@@ -1241,7 +1241,7 @@
     <w:r>
       <w:tab/>
       <w:tab/>
-      <w:t>2026-06-04</w:t>
+      <w:t>2026-06-05</w:t>
       <w:br/>
       <w:br/>
     </w:r>

--- a/tillsyn/A 10398-2026 tillsynsbegäran.docx
+++ b/tillsyn/A 10398-2026 tillsynsbegäran.docx
@@ -1241,7 +1241,7 @@
     <w:r>
       <w:tab/>
       <w:tab/>
-      <w:t>2026-06-05</w:t>
+      <w:t>2026-06-06</w:t>
       <w:br/>
       <w:br/>
     </w:r>

--- a/tillsyn/A 10398-2026 tillsynsbegäran.docx
+++ b/tillsyn/A 10398-2026 tillsynsbegäran.docx
@@ -1241,7 +1241,7 @@
     <w:r>
       <w:tab/>
       <w:tab/>
-      <w:t>2026-06-06</w:t>
+      <w:t>2026-06-07</w:t>
       <w:br/>
       <w:br/>
     </w:r>

--- a/tillsyn/A 10398-2026 tillsynsbegäran.docx
+++ b/tillsyn/A 10398-2026 tillsynsbegäran.docx
@@ -1241,7 +1241,7 @@
     <w:r>
       <w:tab/>
       <w:tab/>
-      <w:t>2026-06-07</w:t>
+      <w:t>2026-06-08</w:t>
       <w:br/>
       <w:br/>
     </w:r>

--- a/tillsyn/A 10398-2026 tillsynsbegäran.docx
+++ b/tillsyn/A 10398-2026 tillsynsbegäran.docx
@@ -1241,7 +1241,7 @@
     <w:r>
       <w:tab/>
       <w:tab/>
-      <w:t>2026-06-08</w:t>
+      <w:t>2026-06-09</w:t>
       <w:br/>
       <w:br/>
     </w:r>

--- a/tillsyn/A 10398-2026 tillsynsbegäran.docx
+++ b/tillsyn/A 10398-2026 tillsynsbegäran.docx
@@ -1241,7 +1241,7 @@
     <w:r>
       <w:tab/>
       <w:tab/>
-      <w:t>2026-06-09</w:t>
+      <w:t>2026-06-10</w:t>
       <w:br/>
       <w:br/>
     </w:r>

--- a/tillsyn/A 10398-2026 tillsynsbegäran.docx
+++ b/tillsyn/A 10398-2026 tillsynsbegäran.docx
@@ -1241,7 +1241,7 @@
     <w:r>
       <w:tab/>
       <w:tab/>
-      <w:t>2026-06-10</w:t>
+      <w:t>2026-06-11</w:t>
       <w:br/>
       <w:br/>
     </w:r>

--- a/tillsyn/A 10398-2026 tillsynsbegäran.docx
+++ b/tillsyn/A 10398-2026 tillsynsbegäran.docx
@@ -1241,7 +1241,7 @@
     <w:r>
       <w:tab/>
       <w:tab/>
-      <w:t>2026-06-11</w:t>
+      <w:t>2026-06-12</w:t>
       <w:br/>
       <w:br/>
     </w:r>

--- a/tillsyn/A 10398-2026 tillsynsbegäran.docx
+++ b/tillsyn/A 10398-2026 tillsynsbegäran.docx
@@ -1241,7 +1241,7 @@
     <w:r>
       <w:tab/>
       <w:tab/>
-      <w:t>2026-06-12</w:t>
+      <w:t>2026-06-13</w:t>
       <w:br/>
       <w:br/>
     </w:r>

--- a/tillsyn/A 10398-2026 tillsynsbegäran.docx
+++ b/tillsyn/A 10398-2026 tillsynsbegäran.docx
@@ -1241,7 +1241,7 @@
     <w:r>
       <w:tab/>
       <w:tab/>
-      <w:t>2026-06-13</w:t>
+      <w:t>2026-06-14</w:t>
       <w:br/>
       <w:br/>
     </w:r>

--- a/tillsyn/A 10398-2026 tillsynsbegäran.docx
+++ b/tillsyn/A 10398-2026 tillsynsbegäran.docx
@@ -1565,7 +1565,7 @@
     <w:r>
       <w:tab/>
       <w:tab/>
-      <w:t>2026-07-13</w:t>
+      <w:t>2026-07-14</w:t>
       <w:br/>
       <w:br/>
     </w:r>

--- a/tillsyn/A 10398-2026 tillsynsbegäran.docx
+++ b/tillsyn/A 10398-2026 tillsynsbegäran.docx
@@ -1565,7 +1565,7 @@
     <w:r>
       <w:tab/>
       <w:tab/>
-      <w:t>2026-07-14</w:t>
+      <w:t>2026-07-15</w:t>
       <w:br/>
       <w:br/>
     </w:r>

--- a/tillsyn/A 10398-2026 tillsynsbegäran.docx
+++ b/tillsyn/A 10398-2026 tillsynsbegäran.docx
@@ -1565,7 +1565,7 @@
     <w:r>
       <w:tab/>
       <w:tab/>
-      <w:t>2026-07-15</w:t>
+      <w:t>2026-07-16</w:t>
       <w:br/>
       <w:br/>
     </w:r>

--- a/tillsyn/A 10398-2026 tillsynsbegäran.docx
+++ b/tillsyn/A 10398-2026 tillsynsbegäran.docx
@@ -1565,7 +1565,7 @@
     <w:r>
       <w:tab/>
       <w:tab/>
-      <w:t>2026-07-16</w:t>
+      <w:t>2026-07-17</w:t>
       <w:br/>
       <w:br/>
     </w:r>

--- a/tillsyn/A 10398-2026 tillsynsbegäran.docx
+++ b/tillsyn/A 10398-2026 tillsynsbegäran.docx
@@ -1565,7 +1565,7 @@
     <w:r>
       <w:tab/>
       <w:tab/>
-      <w:t>2026-07-17</w:t>
+      <w:t>2026-07-18</w:t>
       <w:br/>
       <w:br/>
     </w:r>

--- a/tillsyn/A 10398-2026 tillsynsbegäran.docx
+++ b/tillsyn/A 10398-2026 tillsynsbegäran.docx
@@ -1565,7 +1565,7 @@
     <w:r>
       <w:tab/>
       <w:tab/>
-      <w:t>2026-07-18</w:t>
+      <w:t>2026-07-19</w:t>
       <w:br/>
       <w:br/>
     </w:r>

--- a/tillsyn/A 10398-2026 tillsynsbegäran.docx
+++ b/tillsyn/A 10398-2026 tillsynsbegäran.docx
@@ -1565,7 +1565,7 @@
     <w:r>
       <w:tab/>
       <w:tab/>
-      <w:t>2026-07-19</w:t>
+      <w:t>2026-07-20</w:t>
       <w:br/>
       <w:br/>
     </w:r>

--- a/tillsyn/A 10398-2026 tillsynsbegäran.docx
+++ b/tillsyn/A 10398-2026 tillsynsbegäran.docx
@@ -1565,7 +1565,7 @@
     <w:r>
       <w:tab/>
       <w:tab/>
-      <w:t>2026-07-20</w:t>
+      <w:t>2026-07-21</w:t>
       <w:br/>
       <w:br/>
     </w:r>

--- a/tillsyn/A 10398-2026 tillsynsbegäran.docx
+++ b/tillsyn/A 10398-2026 tillsynsbegäran.docx
@@ -1565,7 +1565,7 @@
     <w:r>
       <w:tab/>
       <w:tab/>
-      <w:t>2026-07-21</w:t>
+      <w:t>2026-07-22</w:t>
       <w:br/>
       <w:br/>
     </w:r>

--- a/tillsyn/A 10398-2026 tillsynsbegäran.docx
+++ b/tillsyn/A 10398-2026 tillsynsbegäran.docx
@@ -1565,7 +1565,7 @@
     <w:r>
       <w:tab/>
       <w:tab/>
-      <w:t>2026-07-22</w:t>
+      <w:t>2026-07-23</w:t>
       <w:br/>
       <w:br/>
     </w:r>

--- a/tillsyn/A 10398-2026 tillsynsbegäran.docx
+++ b/tillsyn/A 10398-2026 tillsynsbegäran.docx
@@ -1565,7 +1565,7 @@
     <w:r>
       <w:tab/>
       <w:tab/>
-      <w:t>2026-07-23</w:t>
+      <w:t>2026-07-24</w:t>
       <w:br/>
       <w:br/>
     </w:r>

--- a/tillsyn/A 10398-2026 tillsynsbegäran.docx
+++ b/tillsyn/A 10398-2026 tillsynsbegäran.docx
@@ -1565,7 +1565,7 @@
     <w:r>
       <w:tab/>
       <w:tab/>
-      <w:t>2026-07-24</w:t>
+      <w:t>2026-07-25</w:t>
       <w:br/>
       <w:br/>
     </w:r>

--- a/tillsyn/A 10398-2026 tillsynsbegäran.docx
+++ b/tillsyn/A 10398-2026 tillsynsbegäran.docx
@@ -1565,7 +1565,7 @@
     <w:r>
       <w:tab/>
       <w:tab/>
-      <w:t>2026-07-25</w:t>
+      <w:t>2026-07-26</w:t>
       <w:br/>
       <w:br/>
     </w:r>

--- a/tillsyn/A 10398-2026 tillsynsbegäran.docx
+++ b/tillsyn/A 10398-2026 tillsynsbegäran.docx
@@ -1565,7 +1565,7 @@
     <w:r>
       <w:tab/>
       <w:tab/>
-      <w:t>2026-07-26</w:t>
+      <w:t>2026-07-27</w:t>
       <w:br/>
       <w:br/>
     </w:r>

--- a/tillsyn/A 10398-2026 tillsynsbegäran.docx
+++ b/tillsyn/A 10398-2026 tillsynsbegäran.docx
@@ -1565,7 +1565,7 @@
     <w:r>
       <w:tab/>
       <w:tab/>
-      <w:t>2026-07-27</w:t>
+      <w:t>2026-07-28</w:t>
       <w:br/>
       <w:br/>
     </w:r>

--- a/tillsyn/A 10398-2026 tillsynsbegäran.docx
+++ b/tillsyn/A 10398-2026 tillsynsbegäran.docx
@@ -1565,7 +1565,7 @@
     <w:r>
       <w:tab/>
       <w:tab/>
-      <w:t>2026-07-28</w:t>
+      <w:t>2026-07-29</w:t>
       <w:br/>
       <w:br/>
     </w:r>

--- a/tillsyn/A 10398-2026 tillsynsbegäran.docx
+++ b/tillsyn/A 10398-2026 tillsynsbegäran.docx
@@ -1565,7 +1565,7 @@
     <w:r>
       <w:tab/>
       <w:tab/>
-      <w:t>2026-07-29</w:t>
+      <w:t>2026-07-30</w:t>
       <w:br/>
       <w:br/>
     </w:r>

--- a/tillsyn/A 10398-2026 tillsynsbegäran.docx
+++ b/tillsyn/A 10398-2026 tillsynsbegäran.docx
@@ -1565,7 +1565,7 @@
     <w:r>
       <w:tab/>
       <w:tab/>
-      <w:t>2026-07-30</w:t>
+      <w:t>2026-07-31</w:t>
       <w:br/>
       <w:br/>
     </w:r>

--- a/tillsyn/A 10398-2026 tillsynsbegäran.docx
+++ b/tillsyn/A 10398-2026 tillsynsbegäran.docx
@@ -1565,7 +1565,7 @@
     <w:r>
       <w:tab/>
       <w:tab/>
-      <w:t>2026-07-31</w:t>
+      <w:t>2026-08-01</w:t>
       <w:br/>
       <w:br/>
     </w:r>

--- a/tillsyn/A 10398-2026 tillsynsbegäran.docx
+++ b/tillsyn/A 10398-2026 tillsynsbegäran.docx
@@ -1565,7 +1565,7 @@
     <w:r>
       <w:tab/>
       <w:tab/>
-      <w:t>2026-08-01</w:t>
+      <w:t>2026-08-02</w:t>
       <w:br/>
       <w:br/>
     </w:r>

--- a/tillsyn/A 10398-2026 tillsynsbegäran.docx
+++ b/tillsyn/A 10398-2026 tillsynsbegäran.docx
@@ -1565,7 +1565,7 @@
     <w:r>
       <w:tab/>
       <w:tab/>
-      <w:t>2026-08-02</w:t>
+      <w:t>2026-08-03</w:t>
       <w:br/>
       <w:br/>
     </w:r>

--- a/tillsyn/A 10398-2026 tillsynsbegäran.docx
+++ b/tillsyn/A 10398-2026 tillsynsbegäran.docx
@@ -1565,7 +1565,7 @@
     <w:r>
       <w:tab/>
       <w:tab/>
-      <w:t>2026-08-03</w:t>
+      <w:t>2026-08-05</w:t>
       <w:br/>
       <w:br/>
     </w:r>

--- a/tillsyn/A 10398-2026 tillsynsbegäran.docx
+++ b/tillsyn/A 10398-2026 tillsynsbegäran.docx
@@ -1565,7 +1565,7 @@
     <w:r>
       <w:tab/>
       <w:tab/>
-      <w:t>2026-08-05</w:t>
+      <w:t>2026-08-07</w:t>
       <w:br/>
       <w:br/>
     </w:r>

--- a/tillsyn/A 10398-2026 tillsynsbegäran.docx
+++ b/tillsyn/A 10398-2026 tillsynsbegäran.docx
@@ -1565,7 +1565,7 @@
     <w:r>
       <w:tab/>
       <w:tab/>
-      <w:t>2026-08-07</w:t>
+      <w:t>2026-08-08</w:t>
       <w:br/>
       <w:br/>
     </w:r>

--- a/tillsyn/A 10398-2026 tillsynsbegäran.docx
+++ b/tillsyn/A 10398-2026 tillsynsbegäran.docx
@@ -60,7 +60,7 @@
         <w:spacing w:after="240"/>
       </w:pPr>
       <w:r>
-        <w:t>Figur 1. Fyndplatser för naturvårdsarter i och inom 2 meter från avverkningsanmälan. Markörer utan svart kant är placerade på fyndplatsen. Markörer med svart kant är placerade vid sidan av fyndplatsen har ett svart streck som visar fyndplatsens exakta position. Kartans mittpunktskoordinat är N 7036356, E 695504 i SWEREF 99 TM.</w:t>
+        <w:t>Figur 1. Fyndplatser för naturvårdsarter i och inom 2 meter från avverkningsanmälan. Markörer utan svart kant är placerade på fyndplatsen. Markörer med svart kant är placerade vid sidan av fyndplatsen och har ett svart streck som visar fyndplatsens exakta position. Kartans mittpunktskoordinat är N 7036356, E 695504 i SWEREF 99 TM.</w:t>
       </w:r>
     </w:p>
     <w:p>
@@ -1565,7 +1565,7 @@
     <w:r>
       <w:tab/>
       <w:tab/>
-      <w:t>2026-08-14</w:t>
+      <w:t>2026-08-15</w:t>
       <w:br/>
       <w:br/>
     </w:r>

--- a/tillsyn/A 10398-2026 tillsynsbegäran.docx
+++ b/tillsyn/A 10398-2026 tillsynsbegäran.docx
@@ -1565,7 +1565,7 @@
     <w:r>
       <w:tab/>
       <w:tab/>
-      <w:t>2026-08-15</w:t>
+      <w:t>2026-08-16</w:t>
       <w:br/>
       <w:br/>
     </w:r>

--- a/tillsyn/A 10398-2026 tillsynsbegäran.docx
+++ b/tillsyn/A 10398-2026 tillsynsbegäran.docx
@@ -1565,7 +1565,7 @@
     <w:r>
       <w:tab/>
       <w:tab/>
-      <w:t>2026-08-16</w:t>
+      <w:t>2026-08-17</w:t>
       <w:br/>
       <w:br/>
     </w:r>

--- a/tillsyn/A 10398-2026 tillsynsbegäran.docx
+++ b/tillsyn/A 10398-2026 tillsynsbegäran.docx
@@ -1565,7 +1565,7 @@
     <w:r>
       <w:tab/>
       <w:tab/>
-      <w:t>2026-08-17</w:t>
+      <w:t>2026-08-18</w:t>
       <w:br/>
       <w:br/>
     </w:r>

--- a/tillsyn/A 10398-2026 tillsynsbegäran.docx
+++ b/tillsyn/A 10398-2026 tillsynsbegäran.docx
@@ -1565,7 +1565,7 @@
     <w:r>
       <w:tab/>
       <w:tab/>
-      <w:t>2026-08-18</w:t>
+      <w:t>2026-08-19</w:t>
       <w:br/>
       <w:br/>
     </w:r>

--- a/tillsyn/A 10398-2026 tillsynsbegäran.docx
+++ b/tillsyn/A 10398-2026 tillsynsbegäran.docx
@@ -1565,7 +1565,7 @@
     <w:r>
       <w:tab/>
       <w:tab/>
-      <w:t>2026-08-19</w:t>
+      <w:t>2026-08-20</w:t>
       <w:br/>
       <w:br/>
     </w:r>

--- a/tillsyn/A 10398-2026 tillsynsbegäran.docx
+++ b/tillsyn/A 10398-2026 tillsynsbegäran.docx
@@ -1565,7 +1565,7 @@
     <w:r>
       <w:tab/>
       <w:tab/>
-      <w:t>2026-08-20</w:t>
+      <w:t>2026-08-21</w:t>
       <w:br/>
       <w:br/>
     </w:r>

--- a/tillsyn/A 10398-2026 tillsynsbegäran.docx
+++ b/tillsyn/A 10398-2026 tillsynsbegäran.docx
@@ -1565,7 +1565,7 @@
     <w:r>
       <w:tab/>
       <w:tab/>
-      <w:t>2026-08-21</w:t>
+      <w:t>2026-08-22</w:t>
       <w:br/>
       <w:br/>
     </w:r>

--- a/tillsyn/A 10398-2026 tillsynsbegäran.docx
+++ b/tillsyn/A 10398-2026 tillsynsbegäran.docx
@@ -1565,7 +1565,7 @@
     <w:r>
       <w:tab/>
       <w:tab/>
-      <w:t>2026-08-22</w:t>
+      <w:t>2026-08-23</w:t>
       <w:br/>
       <w:br/>
     </w:r>

--- a/tillsyn/A 10398-2026 tillsynsbegäran.docx
+++ b/tillsyn/A 10398-2026 tillsynsbegäran.docx
@@ -1565,7 +1565,7 @@
     <w:r>
       <w:tab/>
       <w:tab/>
-      <w:t>2026-08-23</w:t>
+      <w:t>2026-08-24</w:t>
       <w:br/>
       <w:br/>
     </w:r>

--- a/tillsyn/A 10398-2026 tillsynsbegäran.docx
+++ b/tillsyn/A 10398-2026 tillsynsbegäran.docx
@@ -1565,7 +1565,7 @@
     <w:r>
       <w:tab/>
       <w:tab/>
-      <w:t>2026-08-24</w:t>
+      <w:t>2026-08-25</w:t>
       <w:br/>
       <w:br/>
     </w:r>

--- a/tillsyn/A 10398-2026 tillsynsbegäran.docx
+++ b/tillsyn/A 10398-2026 tillsynsbegäran.docx
@@ -1565,7 +1565,7 @@
     <w:r>
       <w:tab/>
       <w:tab/>
-      <w:t>2026-08-25</w:t>
+      <w:t>2026-08-26</w:t>
       <w:br/>
       <w:br/>
     </w:r>

--- a/tillsyn/A 10398-2026 tillsynsbegäran.docx
+++ b/tillsyn/A 10398-2026 tillsynsbegäran.docx
@@ -1565,7 +1565,7 @@
     <w:r>
       <w:tab/>
       <w:tab/>
-      <w:t>2026-08-26</w:t>
+      <w:t>2026-08-27</w:t>
       <w:br/>
       <w:br/>
     </w:r>

--- a/tillsyn/A 10398-2026 tillsynsbegäran.docx
+++ b/tillsyn/A 10398-2026 tillsynsbegäran.docx
@@ -1565,7 +1565,7 @@
     <w:r>
       <w:tab/>
       <w:tab/>
-      <w:t>2026-08-27</w:t>
+      <w:t>2026-08-28</w:t>
       <w:br/>
       <w:br/>
     </w:r>

--- a/tillsyn/A 10398-2026 tillsynsbegäran.docx
+++ b/tillsyn/A 10398-2026 tillsynsbegäran.docx
@@ -1565,7 +1565,7 @@
     <w:r>
       <w:tab/>
       <w:tab/>
-      <w:t>2026-08-28</w:t>
+      <w:t>2026-08-29</w:t>
       <w:br/>
       <w:br/>
     </w:r>

--- a/tillsyn/A 10398-2026 tillsynsbegäran.docx
+++ b/tillsyn/A 10398-2026 tillsynsbegäran.docx
@@ -1565,7 +1565,7 @@
     <w:r>
       <w:tab/>
       <w:tab/>
-      <w:t>2026-08-29</w:t>
+      <w:t>2026-08-31</w:t>
       <w:br/>
       <w:br/>
     </w:r>

--- a/tillsyn/A 10398-2026 tillsynsbegäran.docx
+++ b/tillsyn/A 10398-2026 tillsynsbegäran.docx
@@ -1565,7 +1565,7 @@
     <w:r>
       <w:tab/>
       <w:tab/>
-      <w:t>2026-08-31</w:t>
+      <w:t>2026-09-01</w:t>
       <w:br/>
       <w:br/>
     </w:r>

--- a/tillsyn/A 10398-2026 tillsynsbegäran.docx
+++ b/tillsyn/A 10398-2026 tillsynsbegäran.docx
@@ -1565,7 +1565,7 @@
     <w:r>
       <w:tab/>
       <w:tab/>
-      <w:t>2026-09-01</w:t>
+      <w:t>2026-09-02</w:t>
       <w:br/>
       <w:br/>
     </w:r>

--- a/tillsyn/A 10398-2026 tillsynsbegäran.docx
+++ b/tillsyn/A 10398-2026 tillsynsbegäran.docx
@@ -1565,7 +1565,7 @@
     <w:r>
       <w:tab/>
       <w:tab/>
-      <w:t>2026-09-02</w:t>
+      <w:t>2026-09-03</w:t>
       <w:br/>
       <w:br/>
     </w:r>

--- a/tillsyn/A 10398-2026 tillsynsbegäran.docx
+++ b/tillsyn/A 10398-2026 tillsynsbegäran.docx
@@ -1565,7 +1565,7 @@
     <w:r>
       <w:tab/>
       <w:tab/>
-      <w:t>2026-09-03</w:t>
+      <w:t>2026-09-04</w:t>
       <w:br/>
       <w:br/>
     </w:r>

--- a/tillsyn/A 10398-2026 tillsynsbegäran.docx
+++ b/tillsyn/A 10398-2026 tillsynsbegäran.docx
@@ -1565,7 +1565,7 @@
     <w:r>
       <w:tab/>
       <w:tab/>
-      <w:t>2026-09-04</w:t>
+      <w:t>2026-09-05</w:t>
       <w:br/>
       <w:br/>
     </w:r>

--- a/tillsyn/A 10398-2026 tillsynsbegäran.docx
+++ b/tillsyn/A 10398-2026 tillsynsbegäran.docx
@@ -1565,7 +1565,7 @@
     <w:r>
       <w:tab/>
       <w:tab/>
-      <w:t>2026-09-05</w:t>
+      <w:t>2026-09-06</w:t>
       <w:br/>
       <w:br/>
     </w:r>

--- a/tillsyn/A 10398-2026 tillsynsbegäran.docx
+++ b/tillsyn/A 10398-2026 tillsynsbegäran.docx
@@ -1565,7 +1565,7 @@
     <w:r>
       <w:tab/>
       <w:tab/>
-      <w:t>2026-09-06</w:t>
+      <w:t>2026-09-07</w:t>
       <w:br/>
       <w:br/>
     </w:r>

--- a/tillsyn/A 10398-2026 tillsynsbegäran.docx
+++ b/tillsyn/A 10398-2026 tillsynsbegäran.docx
@@ -1565,7 +1565,7 @@
     <w:r>
       <w:tab/>
       <w:tab/>
-      <w:t>2026-09-07</w:t>
+      <w:t>2026-09-08</w:t>
       <w:br/>
       <w:br/>
     </w:r>

--- a/tillsyn/A 10398-2026 tillsynsbegäran.docx
+++ b/tillsyn/A 10398-2026 tillsynsbegäran.docx
@@ -1565,7 +1565,7 @@
     <w:r>
       <w:tab/>
       <w:tab/>
-      <w:t>2026-09-08</w:t>
+      <w:t>2026-09-09</w:t>
       <w:br/>
       <w:br/>
     </w:r>

--- a/tillsyn/A 10398-2026 tillsynsbegäran.docx
+++ b/tillsyn/A 10398-2026 tillsynsbegäran.docx
@@ -1565,7 +1565,7 @@
     <w:r>
       <w:tab/>
       <w:tab/>
-      <w:t>2026-09-09</w:t>
+      <w:t>2026-09-10</w:t>
       <w:br/>
       <w:br/>
     </w:r>

--- a/tillsyn/A 10398-2026 tillsynsbegäran.docx
+++ b/tillsyn/A 10398-2026 tillsynsbegäran.docx
@@ -1565,7 +1565,7 @@
     <w:r>
       <w:tab/>
       <w:tab/>
-      <w:t>2026-09-10</w:t>
+      <w:t>2026-09-11</w:t>
       <w:br/>
       <w:br/>
     </w:r>

--- a/tillsyn/A 10398-2026 tillsynsbegäran.docx
+++ b/tillsyn/A 10398-2026 tillsynsbegäran.docx
@@ -1565,7 +1565,7 @@
     <w:r>
       <w:tab/>
       <w:tab/>
-      <w:t>2026-09-11</w:t>
+      <w:t>2026-09-12</w:t>
       <w:br/>
       <w:br/>
     </w:r>
